--- a/chinese-docx-format/assets/chinese-docx-base-template.docx
+++ b/chinese-docx-format/assets/chinese-docx-base-template.docx
@@ -2,10 +2,15 @@
 <file path=word/document.xml><?xml version="1.0" encoding="utf-8"?>
 <w:document xmlns:wpc="http://schemas.microsoft.com/office/word/2010/wordprocessingCanvas" xmlns:mo="http://schemas.microsoft.com/office/mac/office/2008/main" xmlns:mc="http://schemas.openxmlformats.org/markup-compatibility/2006" xmlns:mv="urn:schemas-microsoft-com:mac:vml" xmlns:o="urn:schemas-microsoft-com:office:office" xmlns:r="http://schemas.openxmlformats.org/officeDocument/2006/relationships" xmlns:m="http://schemas.openxmlformats.org/officeDocument/2006/math" xmlns:v="urn:schemas-microsoft-com:vml" xmlns:wp14="http://schemas.microsoft.com/office/word/2010/wordprocessingDrawing" xmlns:wp="http://schemas.openxmlformats.org/drawingml/2006/wordprocessingDrawing" xmlns:w10="urn:schemas-microsoft-com:office:word" xmlns:w="http://schemas.openxmlformats.org/wordprocessingml/2006/main" xmlns:w14="http://schemas.microsoft.com/office/word/2010/wordml" xmlns:wpg="http://schemas.microsoft.com/office/word/2010/wordprocessingGroup" xmlns:wpi="http://schemas.microsoft.com/office/word/2010/wordprocessingInk" xmlns:wne="http://schemas.microsoft.com/office/word/2006/wordml" xmlns:wps="http://schemas.microsoft.com/office/word/2010/wordprocessingShape" mc:Ignorable="w14 wp14">
   <w:body>
+    <w:p>
+      <w:pPr>
+        <w:pStyle w:val="Normal"/>
+      </w:pPr>
+    </w:p>
     <w:sectPr>
       <w:footerReference w:type="default" r:id="rId9"/>
       <w:pgSz w:w="11906" w:h="16838"/>
-      <w:pgMar w:top="1134" w:right="1134" w:bottom="1531" w:left="1134" w:header="850" w:footer="992" w:gutter="0"/>
+      <w:pgMar w:top="1134" w:right="1134" w:bottom="1531" w:left="1134" w:header="454" w:footer="567" w:gutter="0"/>
       <w:cols w:space="720"/>
       <w:docGrid w:linePitch="360"/>
       <w:pgNumType w:start="1"/>
@@ -21,15 +26,17 @@
       <w:pStyle w:val="Footer"/>
       <w:jc w:val="center"/>
     </w:pPr>
-    <w:fldSimple w:instr="PAGE">
-      <w:r>
-        <w:rPr>
-          <w:rFonts w:ascii="Times New Roman" w:hAnsi="Times New Roman" w:eastAsia="Times New Roman"/>
-          <w:sz w:val="21"/>
-        </w:rPr>
-        <w:t>1</w:t>
-      </w:r>
-    </w:fldSimple>
+    <w:r>
+      <w:rPr>
+        <w:rFonts w:ascii="Times New Roman" w:hAnsi="Times New Roman" w:cs="Times New Roman" w:eastAsia="宋体"/>
+        <w:sz w:val="21"/>
+      </w:rPr>
+      <w:fldChar w:fldCharType="begin"/>
+      <w:instrText xml:space="preserve"> PAGE </w:instrText>
+      <w:fldChar w:fldCharType="separate"/>
+      <w:t>1</w:t>
+      <w:fldChar w:fldCharType="end"/>
+    </w:r>
   </w:p>
 </w:ftr>
 </file>
@@ -207,6 +214,48 @@
       </w:rPr>
     </w:lvl>
   </w:abstractNum>
+  <w:abstractNum w:abstractNumId="9">
+    <w:multiLevelType w:val="multilevel"/>
+    <w:lvl w:ilvl="0">
+      <w:start w:val="1"/>
+      <w:numFmt w:val="chineseCounting"/>
+      <w:lvlText w:val="第%1章"/>
+      <w:lvlJc w:val="center"/>
+      <w:pPr>
+        <w:pStyle w:val="Heading1"/>
+      </w:pPr>
+    </w:lvl>
+    <w:lvl w:ilvl="1">
+      <w:start w:val="1"/>
+      <w:numFmt w:val="decimal"/>
+      <w:lvlText w:val="%1.%2"/>
+      <w:lvlJc w:val="center"/>
+      <w:pPr>
+        <w:pStyle w:val="Heading2"/>
+      </w:pPr>
+    </w:lvl>
+    <w:lvl w:ilvl="2">
+      <w:start w:val="1"/>
+      <w:numFmt w:val="decimal"/>
+      <w:lvlText w:val="%1.%2.%3"/>
+      <w:lvlJc w:val="left"/>
+      <w:pPr>
+        <w:pStyle w:val="Heading3"/>
+      </w:pPr>
+    </w:lvl>
+  </w:abstractNum>
+  <w:abstractNum w:abstractNumId="10">
+    <w:multiLevelType w:val="singleLevel"/>
+    <w:lvl w:ilvl="0">
+      <w:start w:val="1"/>
+      <w:numFmt w:val="decimal"/>
+      <w:lvlText w:val="附录%1"/>
+      <w:lvlJc w:val="center"/>
+      <w:pPr>
+        <w:pStyle w:val="AppendixHeading"/>
+      </w:pPr>
+    </w:lvl>
+  </w:abstractNum>
   <w:num w:numId="1">
     <w:abstractNumId w:val="8"/>
   </w:num>
@@ -234,57 +283,9 @@
   <w:num w:numId="9">
     <w:abstractNumId w:val="0"/>
   </w:num>
-  <w:abstractNum w:abstractNumId="9">
-    <w:multiLevelType w:val="multilevel"/>
-    <w:lvl w:ilvl="0">
-      <w:start w:val="1"/>
-      <w:numFmt w:val="chineseCounting"/>
-      <w:lvlText w:val="第%1章"/>
-      <w:lvlJc w:val="center"/>
-      <w:pPr>
-        <w:pStyle w:val="Heading1"/>
-      </w:pPr>
-      <w:rPr>
-        <w:rFonts w:eastAsia="黑体" w:ascii="Times New Roman" w:hAnsi="Times New Roman"/>
-      </w:rPr>
-    </w:lvl>
-    <w:lvl w:ilvl="1">
-      <w:start w:val="1"/>
-      <w:numFmt w:val="decimal"/>
-      <w:lvlText w:val="%1.%2"/>
-      <w:lvlJc w:val="center"/>
-      <w:pPr>
-        <w:pStyle w:val="Heading2"/>
-      </w:pPr>
-      <w:rPr>
-        <w:rFonts w:eastAsia="黑体" w:ascii="Times New Roman" w:hAnsi="Times New Roman"/>
-      </w:rPr>
-    </w:lvl>
-    <w:lvl w:ilvl="2">
-      <w:start w:val="1"/>
-      <w:numFmt w:val="decimal"/>
-      <w:lvlText w:val="%1.%2.%3"/>
-      <w:lvlJc w:val="left"/>
-      <w:pPr>
-        <w:pStyle w:val="Heading3"/>
-      </w:pPr>
-      <w:rPr>
-        <w:rFonts w:eastAsia="黑体" w:ascii="Times New Roman" w:hAnsi="Times New Roman"/>
-      </w:rPr>
-    </w:lvl>
-  </w:abstractNum>
   <w:num w:numId="10">
     <w:abstractNumId w:val="9"/>
   </w:num>
-  <w:abstractNum w:abstractNumId="10">
-    <w:multiLevelType w:val="singleLevel"/>
-    <w:lvl w:ilvl="0">
-      <w:start w:val="1"/>
-      <w:numFmt w:val="decimal"/>
-      <w:lvlText w:val="附录%1"/>
-      <w:lvlJc w:val="center"/>
-    </w:lvl>
-  </w:abstractNum>
   <w:num w:numId="11">
     <w:abstractNumId w:val="10"/>
   </w:num>
@@ -452,12 +453,16 @@
     <w:qFormat/>
     <w:rsid w:val="00FC693F"/>
     <w:pPr>
+      <w:keepNext w:val="0"/>
+      <w:keepLines w:val="0"/>
+      <w:pageBreakBefore w:val="0"/>
+      <w:spacing w:line="360" w:lineRule="auto" w:before="0" w:after="0"/>
       <w:jc w:val="both"/>
-      <w:spacing w:line="360" w:lineRule="auto"/>
-      <w:ind w:firstLineChars="200" w:firstLine="560"/>
+      <w:ind w:firstLineChars="200"/>
     </w:pPr>
     <w:rPr>
       <w:rFonts w:ascii="Times New Roman" w:hAnsi="Times New Roman" w:eastAsia="宋体" w:cs="Times New Roman"/>
+      <w:b w:val="0"/>
       <w:sz w:val="24"/>
       <w:color w:val="000000"/>
     </w:rPr>
@@ -517,16 +522,17 @@
     <w:pPr>
       <w:keepNext/>
       <w:keepLines/>
-      <w:spacing w:before="480" w:after="0" w:line="360" w:lineRule="auto"/>
+      <w:pageBreakBefore/>
+      <w:spacing w:before="0" w:after="0" w:line="360" w:lineRule="auto"/>
+      <w:jc w:val="center"/>
       <w:outlineLvl w:val="0"/>
-      <w:jc w:val="center"/>
       <w:numPr>
         <w:ilvl w:val="0"/>
         <w:numId w:val="10"/>
       </w:numPr>
     </w:pPr>
     <w:rPr>
-      <w:rFonts w:asciiTheme="majorHAnsi" w:eastAsiaTheme="majorEastAsia" w:hAnsiTheme="majorHAnsi" w:cstheme="majorBidi" w:ascii="Times New Roman" w:hAnsi="Times New Roman" w:eastAsia="黑体" w:cs="Times New Roman"/>
+      <w:rFonts w:ascii="Times New Roman" w:hAnsi="Times New Roman" w:eastAsia="黑体" w:cs="Times New Roman"/>
       <w:b/>
       <w:bCs/>
       <w:color w:val="000000" w:themeColor="accent1" w:themeShade="BF"/>
@@ -546,16 +552,17 @@
     <w:pPr>
       <w:keepNext/>
       <w:keepLines/>
-      <w:spacing w:before="200" w:after="100" w:line="360" w:lineRule="auto"/>
+      <w:pageBreakBefore w:val="0"/>
+      <w:spacing w:before="0" w:after="0" w:line="360" w:lineRule="auto"/>
+      <w:jc w:val="center"/>
       <w:outlineLvl w:val="1"/>
-      <w:jc w:val="center"/>
       <w:numPr>
         <w:ilvl w:val="1"/>
         <w:numId w:val="10"/>
       </w:numPr>
     </w:pPr>
     <w:rPr>
-      <w:rFonts w:asciiTheme="majorHAnsi" w:eastAsiaTheme="majorEastAsia" w:hAnsiTheme="majorHAnsi" w:cstheme="majorBidi" w:ascii="Times New Roman" w:hAnsi="Times New Roman" w:eastAsia="黑体" w:cs="Times New Roman"/>
+      <w:rFonts w:ascii="Times New Roman" w:hAnsi="Times New Roman" w:eastAsia="黑体" w:cs="Times New Roman"/>
       <w:b/>
       <w:bCs/>
       <w:color w:val="000000" w:themeColor="accent1"/>
@@ -575,16 +582,17 @@
     <w:pPr>
       <w:keepNext/>
       <w:keepLines/>
-      <w:spacing w:before="200" w:after="100" w:line="360" w:lineRule="auto"/>
+      <w:pageBreakBefore w:val="0"/>
+      <w:spacing w:before="0" w:after="0" w:line="360" w:lineRule="auto"/>
+      <w:jc w:val="left"/>
       <w:outlineLvl w:val="2"/>
-      <w:jc w:val="left"/>
       <w:numPr>
         <w:ilvl w:val="2"/>
         <w:numId w:val="10"/>
       </w:numPr>
     </w:pPr>
     <w:rPr>
-      <w:rFonts w:asciiTheme="majorHAnsi" w:eastAsiaTheme="majorEastAsia" w:hAnsiTheme="majorHAnsi" w:cstheme="majorBidi" w:ascii="Times New Roman" w:hAnsi="Times New Roman" w:eastAsia="黑体" w:cs="Times New Roman"/>
+      <w:rFonts w:ascii="Times New Roman" w:hAnsi="Times New Roman" w:eastAsia="黑体" w:cs="Times New Roman"/>
       <w:b/>
       <w:bCs/>
       <w:color w:val="000000" w:themeColor="accent1"/>
@@ -774,11 +782,11 @@
     <w:uiPriority w:val="9"/>
     <w:rsid w:val="00FC693F"/>
     <w:rPr>
-      <w:rFonts w:asciiTheme="majorHAnsi" w:eastAsiaTheme="majorEastAsia" w:hAnsiTheme="majorHAnsi" w:cstheme="majorBidi"/>
+      <w:rFonts w:ascii="Times New Roman" w:hAnsi="Times New Roman" w:eastAsia="黑体" w:cs="Times New Roman"/>
       <w:b/>
       <w:bCs/>
-      <w:color w:val="365F91" w:themeColor="accent1" w:themeShade="BF"/>
-      <w:sz w:val="28"/>
+      <w:color w:val="000000" w:themeColor="accent1" w:themeShade="BF"/>
+      <w:sz w:val="32"/>
       <w:szCs w:val="28"/>
     </w:rPr>
   </w:style>
@@ -789,11 +797,11 @@
     <w:uiPriority w:val="9"/>
     <w:rsid w:val="00FC693F"/>
     <w:rPr>
-      <w:rFonts w:asciiTheme="majorHAnsi" w:eastAsiaTheme="majorEastAsia" w:hAnsiTheme="majorHAnsi" w:cstheme="majorBidi"/>
+      <w:rFonts w:ascii="Times New Roman" w:hAnsi="Times New Roman" w:eastAsia="黑体" w:cs="Times New Roman"/>
       <w:b/>
       <w:bCs/>
-      <w:color w:val="4F81BD" w:themeColor="accent1"/>
-      <w:sz w:val="26"/>
+      <w:color w:val="000000" w:themeColor="accent1"/>
+      <w:sz w:val="28"/>
       <w:szCs w:val="26"/>
     </w:rPr>
   </w:style>
@@ -804,10 +812,11 @@
     <w:uiPriority w:val="9"/>
     <w:rsid w:val="00FC693F"/>
     <w:rPr>
-      <w:rFonts w:asciiTheme="majorHAnsi" w:eastAsiaTheme="majorEastAsia" w:hAnsiTheme="majorHAnsi" w:cstheme="majorBidi"/>
+      <w:rFonts w:ascii="Times New Roman" w:hAnsi="Times New Roman" w:eastAsia="黑体" w:cs="Times New Roman"/>
       <w:b/>
       <w:bCs/>
-      <w:color w:val="4F81BD" w:themeColor="accent1"/>
+      <w:color w:val="000000" w:themeColor="accent1"/>
+      <w:sz w:val="24"/>
     </w:rPr>
   </w:style>
   <w:style w:type="paragraph" w:styleId="Title">
@@ -819,12 +828,15 @@
     <w:qFormat/>
     <w:rsid w:val="00FC693F"/>
     <w:pPr>
-      <w:spacing w:after="0" w:line="360" w:lineRule="auto"/>
+      <w:keepNext/>
+      <w:keepLines/>
+      <w:pageBreakBefore w:val="0"/>
+      <w:spacing w:after="0" w:line="360" w:lineRule="auto" w:before="0"/>
       <w:contextualSpacing/>
       <w:jc w:val="center"/>
     </w:pPr>
     <w:rPr>
-      <w:rFonts w:asciiTheme="majorHAnsi" w:eastAsiaTheme="majorEastAsia" w:hAnsiTheme="majorHAnsi" w:cstheme="majorBidi" w:ascii="Times New Roman" w:hAnsi="Times New Roman" w:eastAsia="黑体" w:cs="Times New Roman"/>
+      <w:rFonts w:ascii="Times New Roman" w:hAnsi="Times New Roman" w:eastAsia="黑体" w:cs="Times New Roman"/>
       <w:b/>
       <w:color w:val="000000" w:themeColor="text2" w:themeShade="BF"/>
       <w:spacing w:val="5"/>
@@ -840,11 +852,12 @@
     <w:uiPriority w:val="10"/>
     <w:rsid w:val="00FC693F"/>
     <w:rPr>
-      <w:rFonts w:asciiTheme="majorHAnsi" w:eastAsiaTheme="majorEastAsia" w:hAnsiTheme="majorHAnsi" w:cstheme="majorBidi"/>
-      <w:color w:val="17365D" w:themeColor="text2" w:themeShade="BF"/>
+      <w:rFonts w:ascii="Times New Roman" w:hAnsi="Times New Roman" w:eastAsia="黑体" w:cs="Times New Roman"/>
+      <w:b/>
+      <w:color w:val="000000" w:themeColor="text2" w:themeShade="BF"/>
       <w:spacing w:val="5"/>
       <w:kern w:val="28"/>
-      <w:sz w:val="52"/>
+      <w:sz w:val="32"/>
       <w:szCs w:val="52"/>
     </w:rPr>
   </w:style>
@@ -12161,40 +12174,51 @@
   </w:style>
   <w:style w:type="paragraph" w:customStyle="1" w:styleId="FigureCaption">
     <w:name w:val="Figure Caption"/>
-    <w:pPr>
+    <w:basedOn w:val="Normal"/>
+    <w:pPr>
+      <w:keepNext/>
+      <w:keepLines w:val="0"/>
+      <w:pageBreakBefore w:val="0"/>
+      <w:spacing w:line="300" w:lineRule="auto" w:before="0" w:after="120"/>
       <w:jc w:val="center"/>
-      <w:spacing w:line="300" w:lineRule="auto"/>
     </w:pPr>
     <w:rPr>
       <w:rFonts w:ascii="Times New Roman" w:hAnsi="Times New Roman" w:eastAsia="楷体" w:cs="Times New Roman"/>
+      <w:b w:val="0"/>
       <w:sz w:val="21"/>
       <w:color w:val="000000"/>
     </w:rPr>
   </w:style>
   <w:style w:type="paragraph" w:customStyle="1" w:styleId="TableCaption">
     <w:name w:val="Table Caption"/>
-    <w:pPr>
+    <w:basedOn w:val="Normal"/>
+    <w:pPr>
+      <w:keepNext/>
+      <w:keepLines w:val="0"/>
+      <w:pageBreakBefore w:val="0"/>
+      <w:spacing w:line="300" w:lineRule="auto" w:before="0" w:after="120"/>
       <w:jc w:val="center"/>
-      <w:spacing w:line="300" w:lineRule="auto"/>
     </w:pPr>
     <w:rPr>
       <w:rFonts w:ascii="Times New Roman" w:hAnsi="Times New Roman" w:eastAsia="楷体" w:cs="Times New Roman"/>
+      <w:b w:val="0"/>
       <w:sz w:val="21"/>
       <w:color w:val="000000"/>
     </w:rPr>
   </w:style>
   <w:style w:type="paragraph" w:customStyle="1" w:styleId="Equation">
     <w:name w:val="Equation"/>
-    <w:pPr>
+    <w:basedOn w:val="Normal"/>
+    <w:pPr>
+      <w:keepNext/>
+      <w:keepLines/>
+      <w:pageBreakBefore w:val="0"/>
+      <w:spacing w:line="240" w:lineRule="auto" w:before="0" w:after="0"/>
       <w:jc w:val="center"/>
-      <w:tabs>
-        <w:tab w:pos="4677" w:val="center"/>
-        <w:tab w:pos="9354" w:val="right"/>
-      </w:tabs>
-      <w:spacing w:line="300" w:lineRule="auto"/>
     </w:pPr>
     <w:rPr>
       <w:rFonts w:ascii="Cambria Math" w:hAnsi="Cambria Math" w:eastAsia="Cambria Math" w:cs="Cambria Math"/>
+      <w:b w:val="0"/>
       <w:sz w:val="24"/>
       <w:color w:val="000000"/>
     </w:rPr>
@@ -12203,11 +12227,16 @@
     <w:name w:val="Reference"/>
     <w:basedOn w:val="Normal"/>
     <w:pPr>
-      <w:spacing w:line="360" w:lineRule="auto"/>
+      <w:keepNext w:val="0"/>
+      <w:keepLines w:val="0"/>
+      <w:pageBreakBefore w:val="0"/>
+      <w:spacing w:line="360" w:lineRule="auto" w:before="0" w:after="0"/>
+      <w:jc w:val="left"/>
       <w:ind w:hanging="480"/>
     </w:pPr>
     <w:rPr>
       <w:rFonts w:ascii="Times New Roman" w:hAnsi="Times New Roman" w:eastAsia="宋体" w:cs="Times New Roman"/>
+      <w:b w:val="0"/>
       <w:sz w:val="24"/>
       <w:color w:val="000000"/>
     </w:rPr>
@@ -12216,12 +12245,16 @@
     <w:name w:val="Abstract Body"/>
     <w:basedOn w:val="Normal"/>
     <w:pPr>
+      <w:keepNext w:val="0"/>
+      <w:keepLines w:val="0"/>
+      <w:pageBreakBefore w:val="0"/>
+      <w:spacing w:line="360" w:lineRule="auto" w:before="0" w:after="0"/>
       <w:jc w:val="both"/>
-      <w:spacing w:line="360" w:lineRule="auto"/>
-      <w:ind w:firstLineChars="200" w:firstLine="560"/>
+      <w:ind w:firstLineChars="200"/>
     </w:pPr>
     <w:rPr>
       <w:rFonts w:ascii="Times New Roman" w:hAnsi="Times New Roman" w:eastAsia="宋体" w:cs="Times New Roman"/>
+      <w:b w:val="0"/>
       <w:sz w:val="28"/>
       <w:color w:val="000000"/>
     </w:rPr>
@@ -12230,21 +12263,29 @@
     <w:name w:val="English Abstract Body"/>
     <w:basedOn w:val="Normal"/>
     <w:pPr>
+      <w:keepNext w:val="0"/>
+      <w:keepLines w:val="0"/>
+      <w:pageBreakBefore w:val="0"/>
+      <w:spacing w:line="360" w:lineRule="auto" w:before="0" w:after="0"/>
       <w:jc w:val="both"/>
-      <w:spacing w:line="360" w:lineRule="auto"/>
       <w:ind w:firstLineChars="400"/>
     </w:pPr>
     <w:rPr>
       <w:rFonts w:ascii="Times New Roman" w:hAnsi="Times New Roman" w:eastAsia="Times New Roman" w:cs="Times New Roman"/>
+      <w:b w:val="0"/>
       <w:sz w:val="28"/>
       <w:color w:val="000000"/>
     </w:rPr>
   </w:style>
   <w:style w:type="paragraph" w:customStyle="1" w:styleId="AbstractHeading">
     <w:name w:val="Abstract Heading"/>
-    <w:pPr>
+    <w:basedOn w:val="Normal"/>
+    <w:pPr>
+      <w:keepNext/>
+      <w:keepLines/>
+      <w:pageBreakBefore w:val="0"/>
+      <w:spacing w:line="360" w:lineRule="auto" w:before="0" w:after="0"/>
       <w:jc w:val="center"/>
-      <w:spacing w:line="360" w:lineRule="auto" w:after="0"/>
     </w:pPr>
     <w:rPr>
       <w:rFonts w:ascii="Times New Roman" w:hAnsi="Times New Roman" w:eastAsia="黑体" w:cs="Times New Roman"/>
@@ -12255,9 +12296,13 @@
   </w:style>
   <w:style w:type="paragraph" w:customStyle="1" w:styleId="EnglishAbstractHeading">
     <w:name w:val="English Abstract Heading"/>
-    <w:pPr>
+    <w:basedOn w:val="Normal"/>
+    <w:pPr>
+      <w:keepNext/>
+      <w:keepLines/>
+      <w:pageBreakBefore w:val="0"/>
+      <w:spacing w:line="360" w:lineRule="auto" w:before="0" w:after="0"/>
       <w:jc w:val="center"/>
-      <w:spacing w:line="360" w:lineRule="auto" w:after="0"/>
     </w:pPr>
     <w:rPr>
       <w:rFonts w:ascii="Times New Roman" w:hAnsi="Times New Roman" w:eastAsia="黑体" w:cs="Times New Roman"/>
@@ -12268,9 +12313,13 @@
   </w:style>
   <w:style w:type="paragraph" w:customStyle="1" w:styleId="TOCTitle">
     <w:name w:val="TOC Title"/>
-    <w:pPr>
+    <w:basedOn w:val="Normal"/>
+    <w:pPr>
+      <w:keepNext/>
+      <w:keepLines/>
+      <w:pageBreakBefore w:val="0"/>
+      <w:spacing w:line="360" w:lineRule="auto" w:before="0" w:after="0"/>
       <w:jc w:val="center"/>
-      <w:spacing w:line="360" w:lineRule="auto" w:after="0"/>
     </w:pPr>
     <w:rPr>
       <w:rFonts w:ascii="Times New Roman" w:hAnsi="Times New Roman" w:eastAsia="黑体" w:cs="Times New Roman"/>
@@ -12279,11 +12328,66 @@
       <w:color w:val="000000"/>
     </w:rPr>
   </w:style>
+  <w:style w:type="paragraph" w:customStyle="1" w:styleId="TOC1">
+    <w:name w:val="TOC 1"/>
+    <w:basedOn w:val="Normal"/>
+    <w:pPr>
+      <w:keepNext w:val="0"/>
+      <w:keepLines w:val="0"/>
+      <w:pageBreakBefore w:val="0"/>
+      <w:spacing w:line="360" w:lineRule="auto" w:before="0" w:after="0"/>
+      <w:jc w:val="left"/>
+    </w:pPr>
+    <w:rPr>
+      <w:rFonts w:ascii="Times New Roman" w:hAnsi="Times New Roman" w:eastAsia="宋体" w:cs="Times New Roman"/>
+      <w:b w:val="0"/>
+      <w:sz w:val="24"/>
+      <w:color w:val="000000"/>
+    </w:rPr>
+  </w:style>
+  <w:style w:type="paragraph" w:customStyle="1" w:styleId="TOC2">
+    <w:name w:val="TOC 2"/>
+    <w:basedOn w:val="Normal"/>
+    <w:pPr>
+      <w:keepNext w:val="0"/>
+      <w:keepLines w:val="0"/>
+      <w:pageBreakBefore w:val="0"/>
+      <w:spacing w:line="360" w:lineRule="auto" w:before="0" w:after="0"/>
+      <w:jc w:val="left"/>
+    </w:pPr>
+    <w:rPr>
+      <w:rFonts w:ascii="Times New Roman" w:hAnsi="Times New Roman" w:eastAsia="宋体" w:cs="Times New Roman"/>
+      <w:b w:val="0"/>
+      <w:sz w:val="24"/>
+      <w:color w:val="000000"/>
+    </w:rPr>
+  </w:style>
+  <w:style w:type="paragraph" w:customStyle="1" w:styleId="TOC3">
+    <w:name w:val="TOC 3"/>
+    <w:basedOn w:val="Normal"/>
+    <w:pPr>
+      <w:keepNext w:val="0"/>
+      <w:keepLines w:val="0"/>
+      <w:pageBreakBefore w:val="0"/>
+      <w:spacing w:line="360" w:lineRule="auto" w:before="0" w:after="0"/>
+      <w:jc w:val="left"/>
+    </w:pPr>
+    <w:rPr>
+      <w:rFonts w:ascii="Times New Roman" w:hAnsi="Times New Roman" w:eastAsia="宋体" w:cs="Times New Roman"/>
+      <w:b w:val="0"/>
+      <w:sz w:val="24"/>
+      <w:color w:val="000000"/>
+    </w:rPr>
+  </w:style>
   <w:style w:type="paragraph" w:customStyle="1" w:styleId="AppendixHeading">
     <w:name w:val="Appendix Heading"/>
-    <w:pPr>
+    <w:basedOn w:val="Normal"/>
+    <w:pPr>
+      <w:keepNext/>
+      <w:keepLines/>
+      <w:pageBreakBefore/>
+      <w:spacing w:line="360" w:lineRule="auto" w:before="0" w:after="0"/>
       <w:jc w:val="center"/>
-      <w:spacing w:line="360" w:lineRule="auto"/>
       <w:numPr>
         <w:ilvl w:val="0"/>
         <w:numId w:val="11"/>
@@ -12293,6 +12397,23 @@
       <w:rFonts w:ascii="Times New Roman" w:hAnsi="Times New Roman" w:eastAsia="黑体" w:cs="Times New Roman"/>
       <w:b/>
       <w:sz w:val="32"/>
+      <w:color w:val="000000"/>
+    </w:rPr>
+  </w:style>
+  <w:style w:type="paragraph" w:customStyle="1" w:styleId="CodeBlock">
+    <w:name w:val="Code Block"/>
+    <w:basedOn w:val="Normal"/>
+    <w:pPr>
+      <w:keepNext w:val="0"/>
+      <w:keepLines/>
+      <w:pageBreakBefore w:val="0"/>
+      <w:spacing w:line="240" w:lineRule="auto" w:before="0" w:after="60"/>
+      <w:jc w:val="left"/>
+    </w:pPr>
+    <w:rPr>
+      <w:rFonts w:ascii="Consolas" w:hAnsi="Consolas" w:eastAsia="宋体" w:cs="Consolas"/>
+      <w:b w:val="0"/>
+      <w:sz w:val="21"/>
       <w:color w:val="000000"/>
     </w:rPr>
   </w:style>
@@ -12305,10 +12426,11 @@
       <w:color w:val="000000"/>
     </w:rPr>
   </w:style>
-  <w:style w:type="character" w:customStyle="1" w:styleId="KeywordText">
-    <w:name w:val="Keyword Text"/>
+  <w:style w:type="character" w:customStyle="1" w:styleId="KeywordContent">
+    <w:name w:val="Keyword Content"/>
     <w:rPr>
       <w:rFonts w:ascii="Times New Roman" w:hAnsi="Times New Roman" w:eastAsia="宋体" w:cs="Times New Roman"/>
+      <w:b w:val="0"/>
       <w:sz w:val="28"/>
       <w:color w:val="000000"/>
     </w:rPr>

--- a/chinese-docx-format/assets/chinese-docx-base-template.docx
+++ b/chinese-docx-format/assets/chinese-docx-base-template.docx
@@ -2,13 +2,11 @@
 <file path=word/document.xml><?xml version="1.0" encoding="utf-8"?>
 <w:document xmlns:wpc="http://schemas.microsoft.com/office/word/2010/wordprocessingCanvas" xmlns:mo="http://schemas.microsoft.com/office/mac/office/2008/main" xmlns:mc="http://schemas.openxmlformats.org/markup-compatibility/2006" xmlns:mv="urn:schemas-microsoft-com:mac:vml" xmlns:o="urn:schemas-microsoft-com:office:office" xmlns:r="http://schemas.openxmlformats.org/officeDocument/2006/relationships" xmlns:m="http://schemas.openxmlformats.org/officeDocument/2006/math" xmlns:v="urn:schemas-microsoft-com:vml" xmlns:wp14="http://schemas.microsoft.com/office/word/2010/wordprocessingDrawing" xmlns:wp="http://schemas.openxmlformats.org/drawingml/2006/wordprocessingDrawing" xmlns:w10="urn:schemas-microsoft-com:office:word" xmlns:w="http://schemas.openxmlformats.org/wordprocessingml/2006/main" xmlns:w14="http://schemas.microsoft.com/office/word/2010/wordml" xmlns:wpg="http://schemas.microsoft.com/office/word/2010/wordprocessingGroup" xmlns:wpi="http://schemas.microsoft.com/office/word/2010/wordprocessingInk" xmlns:wne="http://schemas.microsoft.com/office/word/2006/wordml" xmlns:wps="http://schemas.microsoft.com/office/word/2010/wordprocessingShape" mc:Ignorable="w14 wp14">
   <w:body>
-    <w:p>
-      <w:pPr>
-        <w:pStyle w:val="Normal"/>
-      </w:pPr>
-    </w:p>
     <w:sectPr>
       <w:footerReference w:type="default" r:id="rId9"/>
+      <w:headerReference w:type="default" r:id="rId10"/>
+      <w:headerReference w:type="first" r:id="rId11"/>
+      <w:headerReference w:type="even" r:id="rId12"/>
       <w:pgSz w:w="11906" w:h="16838"/>
       <w:pgMar w:top="1134" w:right="1134" w:bottom="1531" w:left="1134" w:header="454" w:footer="567" w:gutter="0"/>
       <w:cols w:space="720"/>
@@ -24,270 +22,121 @@
   <w:p>
     <w:pPr>
       <w:pStyle w:val="Footer"/>
-      <w:jc w:val="center"/>
-    </w:pPr>
-    <w:r>
-      <w:rPr>
-        <w:rFonts w:ascii="Times New Roman" w:hAnsi="Times New Roman" w:cs="Times New Roman" w:eastAsia="宋体"/>
-        <w:sz w:val="21"/>
-      </w:rPr>
-      <w:fldChar w:fldCharType="begin"/>
-      <w:instrText xml:space="preserve"> PAGE </w:instrText>
-      <w:fldChar w:fldCharType="separate"/>
-      <w:t>1</w:t>
-      <w:fldChar w:fldCharType="end"/>
-    </w:r>
+    </w:pPr>
+    <w:fldSimple w:instr="PAGE">
+      <w:r>
+        <w:rPr>
+          <w:rFonts w:ascii="Times New Roman" w:hAnsi="Times New Roman" w:eastAsia="Times New Roman" w:cs="Times New Roman"/>
+          <w:sz w:val="21"/>
+        </w:rPr>
+        <w:t>1</w:t>
+      </w:r>
+    </w:fldSimple>
   </w:p>
 </w:ftr>
 </file>
 
+<file path=word/header1.xml><?xml version="1.0" encoding="utf-8"?>
+<w:hdr xmlns:m="http://schemas.openxmlformats.org/officeDocument/2006/math" xmlns:mc="http://schemas.openxmlformats.org/markup-compatibility/2006" xmlns:mo="http://schemas.microsoft.com/office/mac/office/2008/main" xmlns:mv="urn:schemas-microsoft-com:mac:vml" xmlns:o="urn:schemas-microsoft-com:office:office" xmlns:r="http://schemas.openxmlformats.org/officeDocument/2006/relationships" xmlns:v="urn:schemas-microsoft-com:vml" xmlns:w10="urn:schemas-microsoft-com:office:word" xmlns:w14="http://schemas.microsoft.com/office/word/2010/wordml" xmlns:w="http://schemas.openxmlformats.org/wordprocessingml/2006/main" xmlns:wne="http://schemas.microsoft.com/office/word/2006/wordml" xmlns:wp14="http://schemas.microsoft.com/office/word/2010/wordprocessingDrawing" xmlns:wp="http://schemas.openxmlformats.org/drawingml/2006/wordprocessingDrawing" xmlns:wpc="http://schemas.microsoft.com/office/word/2010/wordprocessingCanvas" xmlns:wpg="http://schemas.microsoft.com/office/word/2010/wordprocessingGroup" xmlns:wpi="http://schemas.microsoft.com/office/word/2010/wordprocessingInk" xmlns:wps="http://schemas.microsoft.com/office/word/2010/wordprocessingShape" mc:Ignorable="w14 wp14">
+  <w:p>
+    <w:pPr>
+      <w:pStyle w:val="Normal"/>
+    </w:pPr>
+  </w:p>
+</w:hdr>
+</file>
+
+<file path=word/header2.xml><?xml version="1.0" encoding="utf-8"?>
+<w:hdr xmlns:m="http://schemas.openxmlformats.org/officeDocument/2006/math" xmlns:mc="http://schemas.openxmlformats.org/markup-compatibility/2006" xmlns:mo="http://schemas.microsoft.com/office/mac/office/2008/main" xmlns:mv="urn:schemas-microsoft-com:mac:vml" xmlns:o="urn:schemas-microsoft-com:office:office" xmlns:r="http://schemas.openxmlformats.org/officeDocument/2006/relationships" xmlns:v="urn:schemas-microsoft-com:vml" xmlns:w10="urn:schemas-microsoft-com:office:word" xmlns:w14="http://schemas.microsoft.com/office/word/2010/wordml" xmlns:w="http://schemas.openxmlformats.org/wordprocessingml/2006/main" xmlns:wne="http://schemas.microsoft.com/office/word/2006/wordml" xmlns:wp14="http://schemas.microsoft.com/office/word/2010/wordprocessingDrawing" xmlns:wp="http://schemas.openxmlformats.org/drawingml/2006/wordprocessingDrawing" xmlns:wpc="http://schemas.microsoft.com/office/word/2010/wordprocessingCanvas" xmlns:wpg="http://schemas.microsoft.com/office/word/2010/wordprocessingGroup" xmlns:wpi="http://schemas.microsoft.com/office/word/2010/wordprocessingInk" xmlns:wps="http://schemas.microsoft.com/office/word/2010/wordprocessingShape" mc:Ignorable="w14 wp14">
+  <w:p>
+    <w:pPr>
+      <w:pStyle w:val="Normal"/>
+    </w:pPr>
+  </w:p>
+</w:hdr>
+</file>
+
+<file path=word/header3.xml><?xml version="1.0" encoding="utf-8"?>
+<w:hdr xmlns:m="http://schemas.openxmlformats.org/officeDocument/2006/math" xmlns:mc="http://schemas.openxmlformats.org/markup-compatibility/2006" xmlns:mo="http://schemas.microsoft.com/office/mac/office/2008/main" xmlns:mv="urn:schemas-microsoft-com:mac:vml" xmlns:o="urn:schemas-microsoft-com:office:office" xmlns:r="http://schemas.openxmlformats.org/officeDocument/2006/relationships" xmlns:v="urn:schemas-microsoft-com:vml" xmlns:w10="urn:schemas-microsoft-com:office:word" xmlns:w14="http://schemas.microsoft.com/office/word/2010/wordml" xmlns:w="http://schemas.openxmlformats.org/wordprocessingml/2006/main" xmlns:wne="http://schemas.microsoft.com/office/word/2006/wordml" xmlns:wp14="http://schemas.microsoft.com/office/word/2010/wordprocessingDrawing" xmlns:wp="http://schemas.openxmlformats.org/drawingml/2006/wordprocessingDrawing" xmlns:wpc="http://schemas.microsoft.com/office/word/2010/wordprocessingCanvas" xmlns:wpg="http://schemas.microsoft.com/office/word/2010/wordprocessingGroup" xmlns:wpi="http://schemas.microsoft.com/office/word/2010/wordprocessingInk" xmlns:wps="http://schemas.microsoft.com/office/word/2010/wordprocessingShape" mc:Ignorable="w14 wp14">
+  <w:p>
+    <w:pPr>
+      <w:pStyle w:val="Normal"/>
+    </w:pPr>
+  </w:p>
+</w:hdr>
+</file>
+
 <file path=word/numbering.xml><?xml version="1.0" encoding="utf-8"?>
 <w:numbering xmlns:wpc="http://schemas.microsoft.com/office/word/2010/wordprocessingCanvas" xmlns:mo="http://schemas.microsoft.com/office/mac/office/2008/main" xmlns:mc="http://schemas.openxmlformats.org/markup-compatibility/2006" xmlns:mv="urn:schemas-microsoft-com:mac:vml" xmlns:o="urn:schemas-microsoft-com:office:office" xmlns:r="http://schemas.openxmlformats.org/officeDocument/2006/relationships" xmlns:m="http://schemas.openxmlformats.org/officeDocument/2006/math" xmlns:v="urn:schemas-microsoft-com:vml" xmlns:wp14="http://schemas.microsoft.com/office/word/2010/wordprocessingDrawing" xmlns:wp="http://schemas.openxmlformats.org/drawingml/2006/wordprocessingDrawing" xmlns:w10="urn:schemas-microsoft-com:office:word" xmlns:w="http://schemas.openxmlformats.org/wordprocessingml/2006/main" xmlns:w14="http://schemas.microsoft.com/office/word/2010/wordml" xmlns:wpg="http://schemas.microsoft.com/office/word/2010/wordprocessingGroup" xmlns:wpi="http://schemas.microsoft.com/office/word/2010/wordprocessingInk" xmlns:wne="http://schemas.microsoft.com/office/word/2006/wordml" xmlns:wps="http://schemas.microsoft.com/office/word/2010/wordprocessingShape" mc:Ignorable="w14 wp14">
-  <w:abstractNum w:abstractNumId="0">
-    <w:nsid w:val="FFFFFF7C"/>
-    <w:multiLevelType w:val="singleLevel"/>
-    <w:tmpl w:val="C310EC42"/>
-    <w:lvl w:ilvl="0">
-      <w:start w:val="1"/>
-      <w:numFmt w:val="decimal"/>
-      <w:lvlText w:val="%1."/>
-      <w:lvlJc w:val="left"/>
-      <w:pPr>
-        <w:tabs>
-          <w:tab w:val="num" w:pos="1800"/>
-        </w:tabs>
-        <w:ind w:left="1800" w:hanging="360"/>
-      </w:pPr>
-    </w:lvl>
-  </w:abstractNum>
   <w:abstractNum w:abstractNumId="1">
-    <w:nsid w:val="FFFFFF7D"/>
-    <w:multiLevelType w:val="singleLevel"/>
-    <w:tmpl w:val="E4089024"/>
-    <w:lvl w:ilvl="0">
-      <w:start w:val="1"/>
-      <w:numFmt w:val="decimal"/>
-      <w:lvlText w:val="%1."/>
-      <w:lvlJc w:val="left"/>
-      <w:pPr>
-        <w:tabs>
-          <w:tab w:val="num" w:pos="1440"/>
-        </w:tabs>
-        <w:ind w:left="1440" w:hanging="360"/>
-      </w:pPr>
-    </w:lvl>
-  </w:abstractNum>
-  <w:abstractNum w:abstractNumId="2">
-    <w:nsid w:val="FFFFFF7E"/>
-    <w:multiLevelType w:val="singleLevel"/>
-    <w:tmpl w:val="FB12693A"/>
-    <w:lvl w:ilvl="0">
-      <w:start w:val="1"/>
-      <w:numFmt w:val="decimal"/>
-      <w:pStyle w:val="ListNumber3"/>
-      <w:lvlText w:val="%1."/>
-      <w:lvlJc w:val="left"/>
-      <w:pPr>
-        <w:tabs>
-          <w:tab w:val="num" w:pos="1080"/>
-        </w:tabs>
-        <w:ind w:left="1080" w:hanging="360"/>
-      </w:pPr>
-    </w:lvl>
-  </w:abstractNum>
-  <w:abstractNum w:abstractNumId="3">
-    <w:nsid w:val="FFFFFF7F"/>
-    <w:multiLevelType w:val="singleLevel"/>
-    <w:tmpl w:val="38441652"/>
-    <w:lvl w:ilvl="0">
-      <w:start w:val="1"/>
-      <w:numFmt w:val="decimal"/>
-      <w:pStyle w:val="ListNumber2"/>
-      <w:lvlText w:val="%1."/>
-      <w:lvlJc w:val="left"/>
-      <w:pPr>
-        <w:tabs>
-          <w:tab w:val="num" w:pos="720"/>
-        </w:tabs>
-        <w:ind w:left="720" w:hanging="360"/>
-      </w:pPr>
-    </w:lvl>
-  </w:abstractNum>
-  <w:abstractNum w:abstractNumId="4">
-    <w:nsid w:val="FFFFFF81"/>
-    <w:multiLevelType w:val="singleLevel"/>
-    <w:tmpl w:val="171AC3A4"/>
-    <w:lvl w:ilvl="0">
-      <w:start w:val="1"/>
-      <w:numFmt w:val="bullet"/>
-      <w:lvlText w:val=""/>
-      <w:lvlJc w:val="left"/>
-      <w:pPr>
-        <w:tabs>
-          <w:tab w:val="num" w:pos="1440"/>
-        </w:tabs>
-        <w:ind w:left="1440" w:hanging="360"/>
-      </w:pPr>
-      <w:rPr>
-        <w:rFonts w:ascii="Symbol" w:hAnsi="Symbol" w:hint="default"/>
-      </w:rPr>
-    </w:lvl>
-  </w:abstractNum>
-  <w:abstractNum w:abstractNumId="5">
-    <w:nsid w:val="FFFFFF82"/>
-    <w:multiLevelType w:val="singleLevel"/>
-    <w:tmpl w:val="F3EAFDEC"/>
-    <w:lvl w:ilvl="0">
-      <w:start w:val="1"/>
-      <w:numFmt w:val="bullet"/>
-      <w:pStyle w:val="ListBullet3"/>
-      <w:lvlText w:val=""/>
-      <w:lvlJc w:val="left"/>
-      <w:pPr>
-        <w:tabs>
-          <w:tab w:val="num" w:pos="1080"/>
-        </w:tabs>
-        <w:ind w:left="1080" w:hanging="360"/>
-      </w:pPr>
-      <w:rPr>
-        <w:rFonts w:ascii="Symbol" w:hAnsi="Symbol" w:hint="default"/>
-      </w:rPr>
-    </w:lvl>
-  </w:abstractNum>
-  <w:abstractNum w:abstractNumId="6">
-    <w:nsid w:val="FFFFFF83"/>
-    <w:multiLevelType w:val="singleLevel"/>
-    <w:tmpl w:val="3D1EFFD4"/>
-    <w:lvl w:ilvl="0">
-      <w:start w:val="1"/>
-      <w:numFmt w:val="bullet"/>
-      <w:pStyle w:val="ListBullet2"/>
-      <w:lvlText w:val=""/>
-      <w:lvlJc w:val="left"/>
-      <w:pPr>
-        <w:tabs>
-          <w:tab w:val="num" w:pos="720"/>
-        </w:tabs>
-        <w:ind w:left="720" w:hanging="360"/>
-      </w:pPr>
-      <w:rPr>
-        <w:rFonts w:ascii="Symbol" w:hAnsi="Symbol" w:hint="default"/>
-      </w:rPr>
-    </w:lvl>
-  </w:abstractNum>
-  <w:abstractNum w:abstractNumId="7">
-    <w:nsid w:val="FFFFFF88"/>
-    <w:multiLevelType w:val="singleLevel"/>
-    <w:tmpl w:val="D0A62B40"/>
-    <w:lvl w:ilvl="0">
-      <w:start w:val="1"/>
-      <w:numFmt w:val="decimal"/>
-      <w:pStyle w:val="ListNumber"/>
-      <w:lvlText w:val="%1."/>
-      <w:lvlJc w:val="left"/>
-      <w:pPr>
-        <w:tabs>
-          <w:tab w:val="num" w:pos="360"/>
-        </w:tabs>
-        <w:ind w:left="360" w:hanging="360"/>
-      </w:pPr>
-    </w:lvl>
-  </w:abstractNum>
-  <w:abstractNum w:abstractNumId="8">
-    <w:nsid w:val="FFFFFF89"/>
-    <w:multiLevelType w:val="singleLevel"/>
-    <w:tmpl w:val="29761A62"/>
-    <w:lvl w:ilvl="0">
-      <w:start w:val="1"/>
-      <w:numFmt w:val="bullet"/>
-      <w:pStyle w:val="ListBullet"/>
-      <w:lvlText w:val=""/>
-      <w:lvlJc w:val="left"/>
-      <w:pPr>
-        <w:tabs>
-          <w:tab w:val="num" w:pos="360"/>
-        </w:tabs>
-        <w:ind w:left="360" w:hanging="360"/>
-      </w:pPr>
-      <w:rPr>
-        <w:rFonts w:ascii="Symbol" w:hAnsi="Symbol" w:hint="default"/>
-      </w:rPr>
-    </w:lvl>
-  </w:abstractNum>
-  <w:abstractNum w:abstractNumId="9">
     <w:multiLevelType w:val="multilevel"/>
     <w:lvl w:ilvl="0">
       <w:start w:val="1"/>
       <w:numFmt w:val="chineseCounting"/>
       <w:lvlText w:val="第%1章"/>
+      <w:suff w:val="space"/>
       <w:lvlJc w:val="center"/>
       <w:pPr>
         <w:pStyle w:val="Heading1"/>
       </w:pPr>
+      <w:rPr>
+        <w:rFonts w:ascii="Times New Roman" w:hAnsi="Times New Roman" w:eastAsia="黑体"/>
+        <w:color w:val="000000"/>
+      </w:rPr>
     </w:lvl>
     <w:lvl w:ilvl="1">
       <w:start w:val="1"/>
+      <w:isLgl/>
       <w:numFmt w:val="decimal"/>
       <w:lvlText w:val="%1.%2"/>
+      <w:suff w:val="space"/>
       <w:lvlJc w:val="center"/>
       <w:pPr>
         <w:pStyle w:val="Heading2"/>
       </w:pPr>
+      <w:rPr>
+        <w:rFonts w:ascii="Times New Roman" w:hAnsi="Times New Roman" w:eastAsia="黑体"/>
+        <w:color w:val="000000"/>
+      </w:rPr>
     </w:lvl>
     <w:lvl w:ilvl="2">
       <w:start w:val="1"/>
+      <w:isLgl/>
       <w:numFmt w:val="decimal"/>
       <w:lvlText w:val="%1.%2.%3"/>
+      <w:suff w:val="space"/>
       <w:lvlJc w:val="left"/>
       <w:pPr>
         <w:pStyle w:val="Heading3"/>
       </w:pPr>
+      <w:rPr>
+        <w:rFonts w:ascii="Times New Roman" w:hAnsi="Times New Roman" w:eastAsia="黑体"/>
+        <w:color w:val="000000"/>
+      </w:rPr>
     </w:lvl>
   </w:abstractNum>
-  <w:abstractNum w:abstractNumId="10">
+  <w:abstractNum w:abstractNumId="2">
     <w:multiLevelType w:val="singleLevel"/>
     <w:lvl w:ilvl="0">
       <w:start w:val="1"/>
       <w:numFmt w:val="decimal"/>
       <w:lvlText w:val="附录%1"/>
+      <w:suff w:val="space"/>
       <w:lvlJc w:val="center"/>
       <w:pPr>
         <w:pStyle w:val="AppendixHeading"/>
       </w:pPr>
+      <w:rPr>
+        <w:rFonts w:ascii="Times New Roman" w:hAnsi="Times New Roman" w:eastAsia="黑体"/>
+        <w:color w:val="000000"/>
+      </w:rPr>
     </w:lvl>
   </w:abstractNum>
   <w:num w:numId="1">
-    <w:abstractNumId w:val="8"/>
+    <w:abstractNumId w:val="1"/>
   </w:num>
   <w:num w:numId="2">
-    <w:abstractNumId w:val="6"/>
-  </w:num>
-  <w:num w:numId="3">
-    <w:abstractNumId w:val="5"/>
-  </w:num>
-  <w:num w:numId="4">
-    <w:abstractNumId w:val="4"/>
-  </w:num>
-  <w:num w:numId="5">
-    <w:abstractNumId w:val="7"/>
-  </w:num>
-  <w:num w:numId="6">
-    <w:abstractNumId w:val="3"/>
-  </w:num>
-  <w:num w:numId="7">
     <w:abstractNumId w:val="2"/>
-  </w:num>
-  <w:num w:numId="8">
-    <w:abstractNumId w:val="1"/>
-  </w:num>
-  <w:num w:numId="9">
-    <w:abstractNumId w:val="0"/>
-  </w:num>
-  <w:num w:numId="10">
-    <w:abstractNumId w:val="9"/>
-  </w:num>
-  <w:num w:numId="11">
-    <w:abstractNumId w:val="10"/>
   </w:num>
 </w:numbering>
 </file>
@@ -297,16 +146,14 @@
   <w:docDefaults>
     <w:rPrDefault>
       <w:rPr>
-        <w:rFonts w:asciiTheme="minorHAnsi" w:eastAsiaTheme="minorEastAsia" w:hAnsiTheme="minorHAnsi" w:cstheme="minorBidi"/>
-        <w:sz w:val="22"/>
-        <w:szCs w:val="22"/>
         <w:lang w:val="en-US" w:eastAsia="en-US" w:bidi="ar-SA"/>
+        <w:rFonts w:ascii="Times New Roman" w:hAnsi="Times New Roman" w:eastAsia="宋体" w:cs="Times New Roman"/>
+        <w:sz w:val="24"/>
+        <w:color w:val="000000"/>
       </w:rPr>
     </w:rPrDefault>
     <w:pPrDefault>
-      <w:pPr>
-        <w:spacing w:after="200" w:line="276" w:lineRule="auto"/>
-      </w:pPr>
+      <w:pPr/>
     </w:pPrDefault>
   </w:docDefaults>
   <w:latentStyles w:defLockedState="0" w:defUIPriority="99" w:defSemiHidden="1" w:defUnhideWhenUsed="1" w:defQFormat="0" w:count="276">
@@ -453,16 +300,12 @@
     <w:qFormat/>
     <w:rsid w:val="00FC693F"/>
     <w:pPr>
-      <w:keepNext w:val="0"/>
-      <w:keepLines w:val="0"/>
-      <w:pageBreakBefore w:val="0"/>
-      <w:spacing w:line="360" w:lineRule="auto" w:before="0" w:after="0"/>
       <w:jc w:val="both"/>
-      <w:ind w:firstLineChars="200"/>
+      <w:spacing w:before="0" w:after="0" w:line="360" w:lineRule="auto"/>
+      <w:ind w:left="0" w:right="0" w:firstLineChars="200" w:firstLine="480"/>
     </w:pPr>
     <w:rPr>
       <w:rFonts w:ascii="Times New Roman" w:hAnsi="Times New Roman" w:eastAsia="宋体" w:cs="Times New Roman"/>
-      <w:b w:val="0"/>
       <w:sz w:val="24"/>
       <w:color w:val="000000"/>
     </w:rPr>
@@ -490,19 +333,22 @@
     <w:rsid w:val="00E618BF"/>
   </w:style>
   <w:style w:type="paragraph" w:styleId="Footer">
+    <w:next w:val="Normal"/>
+    <w:basedOn w:val="Normal"/>
     <w:name w:val="footer"/>
-    <w:basedOn w:val="Normal"/>
-    <w:link w:val="FooterChar"/>
     <w:uiPriority w:val="99"/>
     <w:unhideWhenUsed/>
     <w:rsid w:val="00E618BF"/>
     <w:pPr>
-      <w:tabs>
-        <w:tab w:val="center" w:pos="4680"/>
-        <w:tab w:val="right" w:pos="9360"/>
-      </w:tabs>
-      <w:spacing w:after="0" w:line="240" w:lineRule="auto"/>
-    </w:pPr>
+      <w:jc w:val="center"/>
+      <w:spacing w:before="0" w:after="0" w:line="240" w:lineRule="auto"/>
+      <w:ind w:left="0" w:right="0"/>
+    </w:pPr>
+    <w:rPr>
+      <w:rFonts w:ascii="Times New Roman" w:hAnsi="Times New Roman" w:eastAsia="宋体" w:cs="Times New Roman"/>
+      <w:sz w:val="21"/>
+      <w:color w:val="000000"/>
+    </w:rPr>
   </w:style>
   <w:style w:type="character" w:customStyle="1" w:styleId="FooterChar">
     <w:name w:val="Footer Char"/>
@@ -512,91 +358,90 @@
     <w:rsid w:val="00E618BF"/>
   </w:style>
   <w:style w:type="paragraph" w:styleId="Heading1">
+    <w:link w:val="Heading1Char"/>
+    <w:next w:val="Normal"/>
+    <w:basedOn w:val="Normal"/>
     <w:name w:val="heading 1"/>
-    <w:basedOn w:val="Normal"/>
-    <w:next w:val="Normal"/>
-    <w:link w:val="Heading1Char"/>
     <w:uiPriority w:val="9"/>
     <w:qFormat/>
     <w:rsid w:val="00FC693F"/>
     <w:pPr>
+      <w:jc w:val="center"/>
+      <w:spacing w:before="0" w:after="480" w:line="360" w:lineRule="auto"/>
+      <w:ind w:left="0" w:right="0"/>
       <w:keepNext/>
       <w:keepLines/>
       <w:pageBreakBefore/>
-      <w:spacing w:before="0" w:after="0" w:line="360" w:lineRule="auto"/>
-      <w:jc w:val="center"/>
       <w:outlineLvl w:val="0"/>
       <w:numPr>
         <w:ilvl w:val="0"/>
-        <w:numId w:val="10"/>
+        <w:numId w:val="1"/>
       </w:numPr>
     </w:pPr>
     <w:rPr>
       <w:rFonts w:ascii="Times New Roman" w:hAnsi="Times New Roman" w:eastAsia="黑体" w:cs="Times New Roman"/>
+      <w:bCs/>
+      <w:sz w:val="32"/>
+      <w:color w:val="000000"/>
       <w:b/>
-      <w:bCs/>
-      <w:color w:val="000000" w:themeColor="accent1" w:themeShade="BF"/>
-      <w:sz w:val="32"/>
-      <w:szCs w:val="28"/>
     </w:rPr>
   </w:style>
   <w:style w:type="paragraph" w:styleId="Heading2">
+    <w:link w:val="Heading2Char"/>
+    <w:next w:val="Normal"/>
+    <w:basedOn w:val="Normal"/>
     <w:name w:val="heading 2"/>
-    <w:basedOn w:val="Normal"/>
-    <w:next w:val="Normal"/>
-    <w:link w:val="Heading2Char"/>
     <w:uiPriority w:val="9"/>
     <w:unhideWhenUsed/>
     <w:qFormat/>
     <w:rsid w:val="00FC693F"/>
     <w:pPr>
+      <w:jc w:val="center"/>
+      <w:spacing w:before="0" w:after="240" w:line="360" w:lineRule="auto"/>
+      <w:ind w:left="0" w:right="0"/>
       <w:keepNext/>
       <w:keepLines/>
-      <w:pageBreakBefore w:val="0"/>
-      <w:spacing w:before="0" w:after="0" w:line="360" w:lineRule="auto"/>
-      <w:jc w:val="center"/>
       <w:outlineLvl w:val="1"/>
       <w:numPr>
         <w:ilvl w:val="1"/>
-        <w:numId w:val="10"/>
+        <w:numId w:val="1"/>
       </w:numPr>
     </w:pPr>
     <w:rPr>
       <w:rFonts w:ascii="Times New Roman" w:hAnsi="Times New Roman" w:eastAsia="黑体" w:cs="Times New Roman"/>
+      <w:bCs/>
+      <w:sz w:val="28"/>
+      <w:color w:val="000000"/>
       <w:b/>
-      <w:bCs/>
-      <w:color w:val="000000" w:themeColor="accent1"/>
-      <w:sz w:val="28"/>
-      <w:szCs w:val="26"/>
     </w:rPr>
   </w:style>
   <w:style w:type="paragraph" w:styleId="Heading3">
+    <w:link w:val="Heading3Char"/>
+    <w:next w:val="Normal"/>
+    <w:basedOn w:val="Normal"/>
     <w:name w:val="heading 3"/>
-    <w:basedOn w:val="Normal"/>
-    <w:next w:val="Normal"/>
-    <w:link w:val="Heading3Char"/>
     <w:uiPriority w:val="9"/>
     <w:unhideWhenUsed/>
     <w:qFormat/>
     <w:rsid w:val="00FC693F"/>
     <w:pPr>
+      <w:jc w:val="left"/>
+      <w:spacing w:before="0" w:after="120" w:line="360" w:lineRule="auto"/>
+      <w:ind w:left="0" w:right="0"/>
       <w:keepNext/>
       <w:keepLines/>
-      <w:pageBreakBefore w:val="0"/>
-      <w:spacing w:before="0" w:after="0" w:line="360" w:lineRule="auto"/>
-      <w:jc w:val="left"/>
       <w:outlineLvl w:val="2"/>
       <w:numPr>
         <w:ilvl w:val="2"/>
-        <w:numId w:val="10"/>
+        <w:numId w:val="1"/>
       </w:numPr>
     </w:pPr>
     <w:rPr>
       <w:rFonts w:ascii="Times New Roman" w:hAnsi="Times New Roman" w:eastAsia="黑体" w:cs="Times New Roman"/>
+      <w:bCs/>
+      <w:sz w:val="24"/>
+      <w:color w:val="000000"/>
       <w:b/>
-      <w:bCs/>
-      <w:color w:val="000000" w:themeColor="accent1"/>
-      <w:sz w:val="24"/>
     </w:rPr>
   </w:style>
   <w:style w:type="paragraph" w:styleId="Heading4">
@@ -777,88 +622,80 @@
   </w:style>
   <w:style w:type="character" w:customStyle="1" w:styleId="Heading1Char">
     <w:name w:val="Heading 1 Char"/>
-    <w:basedOn w:val="DefaultParagraphFont"/>
-    <w:link w:val="Heading1"/>
     <w:uiPriority w:val="9"/>
     <w:rsid w:val="00FC693F"/>
+    <w:pPr/>
     <w:rPr>
       <w:rFonts w:ascii="Times New Roman" w:hAnsi="Times New Roman" w:eastAsia="黑体" w:cs="Times New Roman"/>
+      <w:bCs/>
+      <w:sz w:val="32"/>
+      <w:color w:val="000000"/>
       <w:b/>
-      <w:bCs/>
-      <w:color w:val="000000" w:themeColor="accent1" w:themeShade="BF"/>
-      <w:sz w:val="32"/>
-      <w:szCs w:val="28"/>
     </w:rPr>
   </w:style>
   <w:style w:type="character" w:customStyle="1" w:styleId="Heading2Char">
     <w:name w:val="Heading 2 Char"/>
-    <w:basedOn w:val="DefaultParagraphFont"/>
-    <w:link w:val="Heading2"/>
     <w:uiPriority w:val="9"/>
     <w:rsid w:val="00FC693F"/>
+    <w:pPr/>
     <w:rPr>
       <w:rFonts w:ascii="Times New Roman" w:hAnsi="Times New Roman" w:eastAsia="黑体" w:cs="Times New Roman"/>
+      <w:bCs/>
+      <w:sz w:val="28"/>
+      <w:color w:val="000000"/>
       <w:b/>
-      <w:bCs/>
-      <w:color w:val="000000" w:themeColor="accent1"/>
-      <w:sz w:val="28"/>
-      <w:szCs w:val="26"/>
     </w:rPr>
   </w:style>
   <w:style w:type="character" w:customStyle="1" w:styleId="Heading3Char">
     <w:name w:val="Heading 3 Char"/>
-    <w:basedOn w:val="DefaultParagraphFont"/>
-    <w:link w:val="Heading3"/>
     <w:uiPriority w:val="9"/>
     <w:rsid w:val="00FC693F"/>
+    <w:pPr/>
     <w:rPr>
       <w:rFonts w:ascii="Times New Roman" w:hAnsi="Times New Roman" w:eastAsia="黑体" w:cs="Times New Roman"/>
+      <w:bCs/>
+      <w:sz w:val="24"/>
+      <w:color w:val="000000"/>
       <w:b/>
-      <w:bCs/>
-      <w:color w:val="000000" w:themeColor="accent1"/>
-      <w:sz w:val="24"/>
     </w:rPr>
   </w:style>
   <w:style w:type="paragraph" w:styleId="Title">
+    <w:link w:val="TitleChar"/>
+    <w:next w:val="Normal"/>
+    <w:basedOn w:val="Normal"/>
     <w:name w:val="Title"/>
-    <w:basedOn w:val="Normal"/>
-    <w:next w:val="Normal"/>
-    <w:link w:val="TitleChar"/>
     <w:uiPriority w:val="10"/>
     <w:qFormat/>
     <w:rsid w:val="00FC693F"/>
     <w:pPr>
+      <w:contextualSpacing/>
+      <w:jc w:val="center"/>
+      <w:spacing w:before="0" w:after="0" w:line="360" w:lineRule="auto"/>
+      <w:ind w:left="0" w:right="0"/>
       <w:keepNext/>
       <w:keepLines/>
-      <w:pageBreakBefore w:val="0"/>
-      <w:spacing w:after="0" w:line="360" w:lineRule="auto" w:before="0"/>
-      <w:contextualSpacing/>
-      <w:jc w:val="center"/>
     </w:pPr>
     <w:rPr>
       <w:rFonts w:ascii="Times New Roman" w:hAnsi="Times New Roman" w:eastAsia="黑体" w:cs="Times New Roman"/>
-      <w:b/>
-      <w:color w:val="000000" w:themeColor="text2" w:themeShade="BF"/>
       <w:spacing w:val="5"/>
       <w:kern w:val="28"/>
       <w:sz w:val="32"/>
-      <w:szCs w:val="52"/>
+      <w:color w:val="000000"/>
+      <w:b/>
     </w:rPr>
   </w:style>
   <w:style w:type="character" w:customStyle="1" w:styleId="TitleChar">
     <w:name w:val="Title Char"/>
-    <w:basedOn w:val="DefaultParagraphFont"/>
-    <w:link w:val="Title"/>
     <w:uiPriority w:val="10"/>
     <w:rsid w:val="00FC693F"/>
+    <w:pPr/>
     <w:rPr>
       <w:rFonts w:ascii="Times New Roman" w:hAnsi="Times New Roman" w:eastAsia="黑体" w:cs="Times New Roman"/>
-      <w:b/>
-      <w:color w:val="000000" w:themeColor="text2" w:themeShade="BF"/>
       <w:spacing w:val="5"/>
       <w:kern w:val="28"/>
       <w:sz w:val="32"/>
-      <w:szCs w:val="52"/>
+      <w:color w:val="000000"/>
+      <w:b/>
     </w:rPr>
   </w:style>
   <w:style w:type="paragraph" w:styleId="Subtitle">
@@ -12173,264 +12010,274 @@
     </w:tblStylePr>
   </w:style>
   <w:style w:type="paragraph" w:customStyle="1" w:styleId="FigureCaption">
+    <w:next w:val="Normal"/>
+    <w:basedOn w:val="Normal"/>
     <w:name w:val="Figure Caption"/>
-    <w:basedOn w:val="Normal"/>
-    <w:pPr>
+    <w:pPr>
+      <w:jc w:val="center"/>
+      <w:spacing w:before="0" w:after="120" w:line="300" w:lineRule="auto"/>
+      <w:ind w:left="0" w:right="0"/>
       <w:keepNext/>
-      <w:keepLines w:val="0"/>
-      <w:pageBreakBefore w:val="0"/>
-      <w:spacing w:line="300" w:lineRule="auto" w:before="0" w:after="120"/>
-      <w:jc w:val="center"/>
+      <w:keepLines/>
     </w:pPr>
     <w:rPr>
       <w:rFonts w:ascii="Times New Roman" w:hAnsi="Times New Roman" w:eastAsia="楷体" w:cs="Times New Roman"/>
-      <w:b w:val="0"/>
       <w:sz w:val="21"/>
       <w:color w:val="000000"/>
     </w:rPr>
   </w:style>
   <w:style w:type="paragraph" w:customStyle="1" w:styleId="TableCaption">
+    <w:next w:val="Normal"/>
+    <w:basedOn w:val="Normal"/>
     <w:name w:val="Table Caption"/>
-    <w:basedOn w:val="Normal"/>
-    <w:pPr>
+    <w:pPr>
+      <w:jc w:val="center"/>
+      <w:spacing w:before="0" w:after="120" w:line="300" w:lineRule="auto"/>
+      <w:ind w:left="0" w:right="0"/>
       <w:keepNext/>
-      <w:keepLines w:val="0"/>
-      <w:pageBreakBefore w:val="0"/>
-      <w:spacing w:line="300" w:lineRule="auto" w:before="0" w:after="120"/>
-      <w:jc w:val="center"/>
+      <w:keepLines/>
     </w:pPr>
     <w:rPr>
       <w:rFonts w:ascii="Times New Roman" w:hAnsi="Times New Roman" w:eastAsia="楷体" w:cs="Times New Roman"/>
-      <w:b w:val="0"/>
       <w:sz w:val="21"/>
       <w:color w:val="000000"/>
     </w:rPr>
   </w:style>
   <w:style w:type="paragraph" w:customStyle="1" w:styleId="Equation">
+    <w:next w:val="Normal"/>
+    <w:basedOn w:val="Normal"/>
     <w:name w:val="Equation"/>
-    <w:basedOn w:val="Normal"/>
-    <w:pPr>
+    <w:pPr>
+      <w:jc w:val="center"/>
+      <w:tabs>
+        <w:tab w:pos="4677" w:val="center"/>
+        <w:tab w:pos="9354" w:val="right"/>
+      </w:tabs>
+      <w:spacing w:before="0" w:after="0" w:line="240" w:lineRule="auto"/>
+      <w:ind w:left="0" w:right="0"/>
       <w:keepNext/>
       <w:keepLines/>
-      <w:pageBreakBefore w:val="0"/>
-      <w:spacing w:line="240" w:lineRule="auto" w:before="0" w:after="0"/>
-      <w:jc w:val="center"/>
     </w:pPr>
     <w:rPr>
       <w:rFonts w:ascii="Cambria Math" w:hAnsi="Cambria Math" w:eastAsia="Cambria Math" w:cs="Cambria Math"/>
-      <w:b w:val="0"/>
       <w:sz w:val="24"/>
       <w:color w:val="000000"/>
     </w:rPr>
   </w:style>
   <w:style w:type="paragraph" w:customStyle="1" w:styleId="Reference">
+    <w:next w:val="Normal"/>
+    <w:basedOn w:val="Normal"/>
     <w:name w:val="Reference"/>
-    <w:basedOn w:val="Normal"/>
-    <w:pPr>
-      <w:keepNext w:val="0"/>
-      <w:keepLines w:val="0"/>
-      <w:pageBreakBefore w:val="0"/>
-      <w:spacing w:line="360" w:lineRule="auto" w:before="0" w:after="0"/>
+    <w:pPr>
       <w:jc w:val="left"/>
-      <w:ind w:hanging="480"/>
+      <w:spacing w:before="0" w:after="0" w:line="360" w:lineRule="auto"/>
+      <w:ind w:left="0" w:right="0" w:hanging="480"/>
     </w:pPr>
     <w:rPr>
       <w:rFonts w:ascii="Times New Roman" w:hAnsi="Times New Roman" w:eastAsia="宋体" w:cs="Times New Roman"/>
-      <w:b w:val="0"/>
       <w:sz w:val="24"/>
       <w:color w:val="000000"/>
     </w:rPr>
   </w:style>
   <w:style w:type="paragraph" w:customStyle="1" w:styleId="AbstractBody">
+    <w:next w:val="Normal"/>
+    <w:basedOn w:val="Normal"/>
     <w:name w:val="Abstract Body"/>
-    <w:basedOn w:val="Normal"/>
-    <w:pPr>
-      <w:keepNext w:val="0"/>
-      <w:keepLines w:val="0"/>
-      <w:pageBreakBefore w:val="0"/>
-      <w:spacing w:line="360" w:lineRule="auto" w:before="0" w:after="0"/>
+    <w:pPr>
       <w:jc w:val="both"/>
-      <w:ind w:firstLineChars="200"/>
+      <w:spacing w:before="0" w:after="0" w:line="360" w:lineRule="auto"/>
+      <w:ind w:left="0" w:right="0" w:firstLineChars="200" w:firstLine="560"/>
     </w:pPr>
     <w:rPr>
       <w:rFonts w:ascii="Times New Roman" w:hAnsi="Times New Roman" w:eastAsia="宋体" w:cs="Times New Roman"/>
-      <w:b w:val="0"/>
       <w:sz w:val="28"/>
       <w:color w:val="000000"/>
     </w:rPr>
   </w:style>
   <w:style w:type="paragraph" w:customStyle="1" w:styleId="EnglishAbstractBody">
+    <w:next w:val="Normal"/>
+    <w:basedOn w:val="Normal"/>
     <w:name w:val="English Abstract Body"/>
-    <w:basedOn w:val="Normal"/>
-    <w:pPr>
-      <w:keepNext w:val="0"/>
-      <w:keepLines w:val="0"/>
-      <w:pageBreakBefore w:val="0"/>
-      <w:spacing w:line="360" w:lineRule="auto" w:before="0" w:after="0"/>
+    <w:pPr>
       <w:jc w:val="both"/>
-      <w:ind w:firstLineChars="400"/>
+      <w:spacing w:before="0" w:after="0" w:line="360" w:lineRule="auto"/>
+      <w:ind w:left="0" w:right="0" w:firstLineChars="400" w:firstLine="560"/>
     </w:pPr>
     <w:rPr>
       <w:rFonts w:ascii="Times New Roman" w:hAnsi="Times New Roman" w:eastAsia="Times New Roman" w:cs="Times New Roman"/>
-      <w:b w:val="0"/>
       <w:sz w:val="28"/>
       <w:color w:val="000000"/>
     </w:rPr>
   </w:style>
   <w:style w:type="paragraph" w:customStyle="1" w:styleId="AbstractHeading">
+    <w:next w:val="Normal"/>
+    <w:basedOn w:val="Normal"/>
     <w:name w:val="Abstract Heading"/>
-    <w:basedOn w:val="Normal"/>
-    <w:pPr>
+    <w:pPr>
+      <w:jc w:val="center"/>
+      <w:spacing w:before="0" w:after="0" w:line="360" w:lineRule="auto"/>
+      <w:ind w:left="0" w:right="0"/>
       <w:keepNext/>
       <w:keepLines/>
-      <w:pageBreakBefore w:val="0"/>
-      <w:spacing w:line="360" w:lineRule="auto" w:before="0" w:after="0"/>
-      <w:jc w:val="center"/>
     </w:pPr>
     <w:rPr>
       <w:rFonts w:ascii="Times New Roman" w:hAnsi="Times New Roman" w:eastAsia="黑体" w:cs="Times New Roman"/>
-      <w:b/>
       <w:sz w:val="32"/>
       <w:color w:val="000000"/>
+      <w:b/>
     </w:rPr>
   </w:style>
   <w:style w:type="paragraph" w:customStyle="1" w:styleId="EnglishAbstractHeading">
+    <w:next w:val="Normal"/>
+    <w:basedOn w:val="Normal"/>
     <w:name w:val="English Abstract Heading"/>
-    <w:basedOn w:val="Normal"/>
-    <w:pPr>
+    <w:pPr>
+      <w:jc w:val="center"/>
+      <w:spacing w:before="0" w:after="0" w:line="360" w:lineRule="auto"/>
+      <w:ind w:left="0" w:right="0"/>
       <w:keepNext/>
       <w:keepLines/>
-      <w:pageBreakBefore w:val="0"/>
-      <w:spacing w:line="360" w:lineRule="auto" w:before="0" w:after="0"/>
-      <w:jc w:val="center"/>
     </w:pPr>
     <w:rPr>
       <w:rFonts w:ascii="Times New Roman" w:hAnsi="Times New Roman" w:eastAsia="黑体" w:cs="Times New Roman"/>
-      <w:b/>
       <w:sz w:val="32"/>
       <w:color w:val="000000"/>
+      <w:b/>
     </w:rPr>
   </w:style>
   <w:style w:type="paragraph" w:customStyle="1" w:styleId="TOCTitle">
+    <w:next w:val="Normal"/>
+    <w:basedOn w:val="Normal"/>
     <w:name w:val="TOC Title"/>
-    <w:basedOn w:val="Normal"/>
-    <w:pPr>
+    <w:pPr>
+      <w:jc w:val="center"/>
+      <w:spacing w:before="0" w:after="0" w:line="360" w:lineRule="auto"/>
+      <w:ind w:left="0" w:right="0"/>
       <w:keepNext/>
       <w:keepLines/>
-      <w:pageBreakBefore w:val="0"/>
-      <w:spacing w:line="360" w:lineRule="auto" w:before="0" w:after="0"/>
-      <w:jc w:val="center"/>
     </w:pPr>
     <w:rPr>
       <w:rFonts w:ascii="Times New Roman" w:hAnsi="Times New Roman" w:eastAsia="黑体" w:cs="Times New Roman"/>
-      <w:b/>
       <w:sz w:val="32"/>
       <w:color w:val="000000"/>
+      <w:b/>
     </w:rPr>
   </w:style>
   <w:style w:type="paragraph" w:customStyle="1" w:styleId="TOC1">
+    <w:next w:val="Normal"/>
+    <w:basedOn w:val="Normal"/>
     <w:name w:val="TOC 1"/>
-    <w:basedOn w:val="Normal"/>
-    <w:pPr>
-      <w:keepNext w:val="0"/>
-      <w:keepLines w:val="0"/>
-      <w:pageBreakBefore w:val="0"/>
-      <w:spacing w:line="360" w:lineRule="auto" w:before="0" w:after="0"/>
+    <w:pPr>
       <w:jc w:val="left"/>
+      <w:spacing w:before="0" w:after="0" w:line="360" w:lineRule="auto"/>
+      <w:ind w:left="0" w:right="0"/>
     </w:pPr>
     <w:rPr>
       <w:rFonts w:ascii="Times New Roman" w:hAnsi="Times New Roman" w:eastAsia="宋体" w:cs="Times New Roman"/>
-      <w:b w:val="0"/>
       <w:sz w:val="24"/>
       <w:color w:val="000000"/>
     </w:rPr>
   </w:style>
   <w:style w:type="paragraph" w:customStyle="1" w:styleId="TOC2">
+    <w:next w:val="Normal"/>
+    <w:basedOn w:val="Normal"/>
     <w:name w:val="TOC 2"/>
-    <w:basedOn w:val="Normal"/>
-    <w:pPr>
-      <w:keepNext w:val="0"/>
-      <w:keepLines w:val="0"/>
-      <w:pageBreakBefore w:val="0"/>
-      <w:spacing w:line="360" w:lineRule="auto" w:before="0" w:after="0"/>
+    <w:pPr>
       <w:jc w:val="left"/>
+      <w:spacing w:before="0" w:after="0" w:line="360" w:lineRule="auto"/>
+      <w:ind w:left="0" w:right="0"/>
     </w:pPr>
     <w:rPr>
       <w:rFonts w:ascii="Times New Roman" w:hAnsi="Times New Roman" w:eastAsia="宋体" w:cs="Times New Roman"/>
-      <w:b w:val="0"/>
       <w:sz w:val="24"/>
       <w:color w:val="000000"/>
     </w:rPr>
   </w:style>
   <w:style w:type="paragraph" w:customStyle="1" w:styleId="TOC3">
+    <w:next w:val="Normal"/>
+    <w:basedOn w:val="Normal"/>
     <w:name w:val="TOC 3"/>
-    <w:basedOn w:val="Normal"/>
-    <w:pPr>
-      <w:keepNext w:val="0"/>
-      <w:keepLines w:val="0"/>
-      <w:pageBreakBefore w:val="0"/>
-      <w:spacing w:line="360" w:lineRule="auto" w:before="0" w:after="0"/>
+    <w:pPr>
       <w:jc w:val="left"/>
+      <w:spacing w:before="0" w:after="0" w:line="360" w:lineRule="auto"/>
+      <w:ind w:left="0" w:right="0"/>
     </w:pPr>
     <w:rPr>
       <w:rFonts w:ascii="Times New Roman" w:hAnsi="Times New Roman" w:eastAsia="宋体" w:cs="Times New Roman"/>
-      <w:b w:val="0"/>
       <w:sz w:val="24"/>
       <w:color w:val="000000"/>
     </w:rPr>
   </w:style>
   <w:style w:type="paragraph" w:customStyle="1" w:styleId="AppendixHeading">
+    <w:next w:val="Normal"/>
+    <w:basedOn w:val="Normal"/>
     <w:name w:val="Appendix Heading"/>
-    <w:basedOn w:val="Normal"/>
-    <w:pPr>
+    <w:pPr>
+      <w:jc w:val="center"/>
+      <w:spacing w:before="0" w:after="0" w:line="360" w:lineRule="auto"/>
+      <w:ind w:left="0" w:right="0"/>
       <w:keepNext/>
       <w:keepLines/>
       <w:pageBreakBefore/>
-      <w:spacing w:line="360" w:lineRule="auto" w:before="0" w:after="0"/>
-      <w:jc w:val="center"/>
       <w:numPr>
         <w:ilvl w:val="0"/>
-        <w:numId w:val="11"/>
+        <w:numId w:val="2"/>
       </w:numPr>
     </w:pPr>
     <w:rPr>
       <w:rFonts w:ascii="Times New Roman" w:hAnsi="Times New Roman" w:eastAsia="黑体" w:cs="Times New Roman"/>
-      <w:b/>
       <w:sz w:val="32"/>
       <w:color w:val="000000"/>
+      <w:b/>
     </w:rPr>
   </w:style>
   <w:style w:type="paragraph" w:customStyle="1" w:styleId="CodeBlock">
+    <w:next w:val="Normal"/>
+    <w:basedOn w:val="Normal"/>
     <w:name w:val="Code Block"/>
-    <w:basedOn w:val="Normal"/>
-    <w:pPr>
-      <w:keepNext w:val="0"/>
+    <w:pPr>
+      <w:jc w:val="left"/>
+      <w:spacing w:before="0" w:after="60" w:line="240" w:lineRule="auto"/>
+      <w:ind w:left="0" w:right="0"/>
       <w:keepLines/>
-      <w:pageBreakBefore w:val="0"/>
-      <w:spacing w:line="240" w:lineRule="auto" w:before="0" w:after="60"/>
-      <w:jc w:val="left"/>
     </w:pPr>
     <w:rPr>
       <w:rFonts w:ascii="Consolas" w:hAnsi="Consolas" w:eastAsia="宋体" w:cs="Consolas"/>
-      <w:b w:val="0"/>
+      <w:sz w:val="21"/>
+      <w:color w:val="000000"/>
+      <w:noProof/>
+    </w:rPr>
+  </w:style>
+  <w:style w:type="paragraph" w:customStyle="1" w:styleId="TableText">
+    <w:next w:val="Normal"/>
+    <w:basedOn w:val="Normal"/>
+    <w:name w:val="Table Text"/>
+    <w:pPr>
+      <w:jc w:val="left"/>
+      <w:spacing w:before="0" w:after="0" w:line="300" w:lineRule="auto"/>
+      <w:ind w:left="0" w:right="0"/>
+    </w:pPr>
+    <w:rPr>
+      <w:rFonts w:ascii="Times New Roman" w:hAnsi="Times New Roman" w:eastAsia="宋体" w:cs="Times New Roman"/>
       <w:sz w:val="21"/>
       <w:color w:val="000000"/>
     </w:rPr>
   </w:style>
   <w:style w:type="character" w:customStyle="1" w:styleId="KeywordLabel">
     <w:name w:val="Keyword Label"/>
+    <w:pPr/>
     <w:rPr>
       <w:rFonts w:ascii="Times New Roman" w:hAnsi="Times New Roman" w:eastAsia="黑体" w:cs="Times New Roman"/>
-      <w:b/>
       <w:sz w:val="28"/>
       <w:color w:val="000000"/>
+      <w:b/>
     </w:rPr>
   </w:style>
   <w:style w:type="character" w:customStyle="1" w:styleId="KeywordContent">
     <w:name w:val="Keyword Content"/>
+    <w:pPr/>
     <w:rPr>
       <w:rFonts w:ascii="Times New Roman" w:hAnsi="Times New Roman" w:eastAsia="宋体" w:cs="Times New Roman"/>
-      <w:b w:val="0"/>
       <w:sz w:val="28"/>
       <w:color w:val="000000"/>
     </w:rPr>

--- a/chinese-docx-format/assets/chinese-docx-base-template.docx
+++ b/chinese-docx-format/assets/chinese-docx-base-template.docx
@@ -77,6 +77,7 @@
       <w:suff w:val="space"/>
       <w:lvlJc w:val="center"/>
       <w:pPr>
+        <w:ind w:left="0" w:hanging="0" w:firstLine="0"/>
         <w:pStyle w:val="Heading1"/>
       </w:pPr>
       <w:rPr>
@@ -90,8 +91,9 @@
       <w:numFmt w:val="decimal"/>
       <w:lvlText w:val="%1.%2"/>
       <w:suff w:val="space"/>
-      <w:lvlJc w:val="center"/>
+      <w:lvlJc w:val="left"/>
       <w:pPr>
+        <w:ind w:left="0" w:hanging="0" w:firstLine="0"/>
         <w:pStyle w:val="Heading2"/>
       </w:pPr>
       <w:rPr>
@@ -107,6 +109,7 @@
       <w:suff w:val="space"/>
       <w:lvlJc w:val="left"/>
       <w:pPr>
+        <w:ind w:left="0" w:hanging="0" w:firstLine="0"/>
         <w:pStyle w:val="Heading3"/>
       </w:pPr>
       <w:rPr>
@@ -124,6 +127,7 @@
       <w:suff w:val="space"/>
       <w:lvlJc w:val="center"/>
       <w:pPr>
+        <w:ind w:left="0" w:hanging="0" w:firstLine="0"/>
         <w:pStyle w:val="AppendixHeading"/>
       </w:pPr>
       <w:rPr>
@@ -342,7 +346,7 @@
     <w:pPr>
       <w:jc w:val="center"/>
       <w:spacing w:before="0" w:after="0" w:line="240" w:lineRule="auto"/>
-      <w:ind w:left="0" w:right="0"/>
+      <w:ind w:left="0" w:right="0" w:firstLine="0"/>
     </w:pPr>
     <w:rPr>
       <w:rFonts w:ascii="Times New Roman" w:hAnsi="Times New Roman" w:eastAsia="宋体" w:cs="Times New Roman"/>
@@ -368,7 +372,7 @@
     <w:pPr>
       <w:jc w:val="center"/>
       <w:spacing w:before="0" w:after="480" w:line="360" w:lineRule="auto"/>
-      <w:ind w:left="0" w:right="0"/>
+      <w:ind w:left="0" w:right="0" w:firstLine="0"/>
       <w:keepNext/>
       <w:keepLines/>
       <w:pageBreakBefore/>
@@ -383,7 +387,6 @@
       <w:bCs/>
       <w:sz w:val="32"/>
       <w:color w:val="000000"/>
-      <w:b/>
     </w:rPr>
   </w:style>
   <w:style w:type="paragraph" w:styleId="Heading2">
@@ -396,9 +399,9 @@
     <w:qFormat/>
     <w:rsid w:val="00FC693F"/>
     <w:pPr>
-      <w:jc w:val="center"/>
+      <w:jc w:val="left"/>
       <w:spacing w:before="0" w:after="240" w:line="360" w:lineRule="auto"/>
-      <w:ind w:left="0" w:right="0"/>
+      <w:ind w:left="0" w:right="0" w:firstLine="0"/>
       <w:keepNext/>
       <w:keepLines/>
       <w:outlineLvl w:val="1"/>
@@ -412,7 +415,6 @@
       <w:bCs/>
       <w:sz w:val="28"/>
       <w:color w:val="000000"/>
-      <w:b/>
     </w:rPr>
   </w:style>
   <w:style w:type="paragraph" w:styleId="Heading3">
@@ -427,7 +429,7 @@
     <w:pPr>
       <w:jc w:val="left"/>
       <w:spacing w:before="0" w:after="120" w:line="360" w:lineRule="auto"/>
-      <w:ind w:left="0" w:right="0"/>
+      <w:ind w:left="0" w:right="0" w:firstLine="0"/>
       <w:keepNext/>
       <w:keepLines/>
       <w:outlineLvl w:val="2"/>
@@ -441,7 +443,6 @@
       <w:bCs/>
       <w:sz w:val="24"/>
       <w:color w:val="000000"/>
-      <w:b/>
     </w:rPr>
   </w:style>
   <w:style w:type="paragraph" w:styleId="Heading4">
@@ -630,7 +631,6 @@
       <w:bCs/>
       <w:sz w:val="32"/>
       <w:color w:val="000000"/>
-      <w:b/>
     </w:rPr>
   </w:style>
   <w:style w:type="character" w:customStyle="1" w:styleId="Heading2Char">
@@ -643,7 +643,6 @@
       <w:bCs/>
       <w:sz w:val="28"/>
       <w:color w:val="000000"/>
-      <w:b/>
     </w:rPr>
   </w:style>
   <w:style w:type="character" w:customStyle="1" w:styleId="Heading3Char">
@@ -656,7 +655,6 @@
       <w:bCs/>
       <w:sz w:val="24"/>
       <w:color w:val="000000"/>
-      <w:b/>
     </w:rPr>
   </w:style>
   <w:style w:type="paragraph" w:styleId="Title">
@@ -671,7 +669,7 @@
       <w:contextualSpacing/>
       <w:jc w:val="center"/>
       <w:spacing w:before="0" w:after="0" w:line="360" w:lineRule="auto"/>
-      <w:ind w:left="0" w:right="0"/>
+      <w:ind w:left="0" w:right="0" w:firstLine="0"/>
       <w:keepNext/>
       <w:keepLines/>
     </w:pPr>
@@ -681,7 +679,6 @@
       <w:kern w:val="28"/>
       <w:sz w:val="32"/>
       <w:color w:val="000000"/>
-      <w:b/>
     </w:rPr>
   </w:style>
   <w:style w:type="character" w:customStyle="1" w:styleId="TitleChar">
@@ -695,7 +692,6 @@
       <w:kern w:val="28"/>
       <w:sz w:val="32"/>
       <w:color w:val="000000"/>
-      <w:b/>
     </w:rPr>
   </w:style>
   <w:style w:type="paragraph" w:styleId="Subtitle">
@@ -12016,7 +12012,7 @@
     <w:pPr>
       <w:jc w:val="center"/>
       <w:spacing w:before="0" w:after="120" w:line="300" w:lineRule="auto"/>
-      <w:ind w:left="0" w:right="0"/>
+      <w:ind w:left="0" w:right="0" w:firstLine="0"/>
       <w:keepNext/>
       <w:keepLines/>
     </w:pPr>
@@ -12033,7 +12029,7 @@
     <w:pPr>
       <w:jc w:val="center"/>
       <w:spacing w:before="0" w:after="120" w:line="300" w:lineRule="auto"/>
-      <w:ind w:left="0" w:right="0"/>
+      <w:ind w:left="0" w:right="0" w:firstLine="0"/>
       <w:keepNext/>
       <w:keepLines/>
     </w:pPr>
@@ -12054,7 +12050,7 @@
         <w:tab w:pos="9354" w:val="right"/>
       </w:tabs>
       <w:spacing w:before="0" w:after="0" w:line="240" w:lineRule="auto"/>
-      <w:ind w:left="0" w:right="0"/>
+      <w:ind w:left="0" w:right="0" w:firstLine="0"/>
       <w:keepNext/>
       <w:keepLines/>
     </w:pPr>
@@ -12116,7 +12112,7 @@
     <w:pPr>
       <w:jc w:val="center"/>
       <w:spacing w:before="0" w:after="0" w:line="360" w:lineRule="auto"/>
-      <w:ind w:left="0" w:right="0"/>
+      <w:ind w:left="0" w:right="0" w:firstLine="0"/>
       <w:keepNext/>
       <w:keepLines/>
     </w:pPr>
@@ -12124,7 +12120,6 @@
       <w:rFonts w:ascii="Times New Roman" w:hAnsi="Times New Roman" w:eastAsia="黑体" w:cs="Times New Roman"/>
       <w:sz w:val="32"/>
       <w:color w:val="000000"/>
-      <w:b/>
     </w:rPr>
   </w:style>
   <w:style w:type="paragraph" w:customStyle="1" w:styleId="EnglishAbstractHeading">
@@ -12134,7 +12129,7 @@
     <w:pPr>
       <w:jc w:val="center"/>
       <w:spacing w:before="0" w:after="0" w:line="360" w:lineRule="auto"/>
-      <w:ind w:left="0" w:right="0"/>
+      <w:ind w:left="0" w:right="0" w:firstLine="0"/>
       <w:keepNext/>
       <w:keepLines/>
     </w:pPr>
@@ -12142,7 +12137,6 @@
       <w:rFonts w:ascii="Times New Roman" w:hAnsi="Times New Roman" w:eastAsia="黑体" w:cs="Times New Roman"/>
       <w:sz w:val="32"/>
       <w:color w:val="000000"/>
-      <w:b/>
     </w:rPr>
   </w:style>
   <w:style w:type="paragraph" w:customStyle="1" w:styleId="TOCTitle">
@@ -12152,7 +12146,7 @@
     <w:pPr>
       <w:jc w:val="center"/>
       <w:spacing w:before="0" w:after="0" w:line="360" w:lineRule="auto"/>
-      <w:ind w:left="0" w:right="0"/>
+      <w:ind w:left="0" w:right="0" w:firstLine="0"/>
       <w:keepNext/>
       <w:keepLines/>
     </w:pPr>
@@ -12160,7 +12154,6 @@
       <w:rFonts w:ascii="Times New Roman" w:hAnsi="Times New Roman" w:eastAsia="黑体" w:cs="Times New Roman"/>
       <w:sz w:val="32"/>
       <w:color w:val="000000"/>
-      <w:b/>
     </w:rPr>
   </w:style>
   <w:style w:type="paragraph" w:customStyle="1" w:styleId="TOC1">
@@ -12170,7 +12163,7 @@
     <w:pPr>
       <w:jc w:val="left"/>
       <w:spacing w:before="0" w:after="0" w:line="360" w:lineRule="auto"/>
-      <w:ind w:left="0" w:right="0"/>
+      <w:ind w:left="0" w:right="0" w:firstLine="0"/>
     </w:pPr>
     <w:rPr>
       <w:rFonts w:ascii="Times New Roman" w:hAnsi="Times New Roman" w:eastAsia="宋体" w:cs="Times New Roman"/>
@@ -12185,7 +12178,7 @@
     <w:pPr>
       <w:jc w:val="left"/>
       <w:spacing w:before="0" w:after="0" w:line="360" w:lineRule="auto"/>
-      <w:ind w:left="0" w:right="0"/>
+      <w:ind w:left="0" w:right="0" w:firstLine="0"/>
     </w:pPr>
     <w:rPr>
       <w:rFonts w:ascii="Times New Roman" w:hAnsi="Times New Roman" w:eastAsia="宋体" w:cs="Times New Roman"/>
@@ -12200,7 +12193,7 @@
     <w:pPr>
       <w:jc w:val="left"/>
       <w:spacing w:before="0" w:after="0" w:line="360" w:lineRule="auto"/>
-      <w:ind w:left="0" w:right="0"/>
+      <w:ind w:left="0" w:right="0" w:firstLine="0"/>
     </w:pPr>
     <w:rPr>
       <w:rFonts w:ascii="Times New Roman" w:hAnsi="Times New Roman" w:eastAsia="宋体" w:cs="Times New Roman"/>
@@ -12215,7 +12208,7 @@
     <w:pPr>
       <w:jc w:val="center"/>
       <w:spacing w:before="0" w:after="0" w:line="360" w:lineRule="auto"/>
-      <w:ind w:left="0" w:right="0"/>
+      <w:ind w:left="0" w:right="0" w:firstLine="0"/>
       <w:keepNext/>
       <w:keepLines/>
       <w:pageBreakBefore/>
@@ -12228,7 +12221,6 @@
       <w:rFonts w:ascii="Times New Roman" w:hAnsi="Times New Roman" w:eastAsia="黑体" w:cs="Times New Roman"/>
       <w:sz w:val="32"/>
       <w:color w:val="000000"/>
-      <w:b/>
     </w:rPr>
   </w:style>
   <w:style w:type="paragraph" w:customStyle="1" w:styleId="CodeBlock">
@@ -12238,7 +12230,7 @@
     <w:pPr>
       <w:jc w:val="left"/>
       <w:spacing w:before="0" w:after="60" w:line="240" w:lineRule="auto"/>
-      <w:ind w:left="0" w:right="0"/>
+      <w:ind w:left="0" w:right="0" w:firstLine="0"/>
       <w:keepLines/>
     </w:pPr>
     <w:rPr>
@@ -12255,7 +12247,7 @@
     <w:pPr>
       <w:jc w:val="left"/>
       <w:spacing w:before="0" w:after="0" w:line="300" w:lineRule="auto"/>
-      <w:ind w:left="0" w:right="0"/>
+      <w:ind w:left="0" w:right="0" w:firstLine="0"/>
     </w:pPr>
     <w:rPr>
       <w:rFonts w:ascii="Times New Roman" w:hAnsi="Times New Roman" w:eastAsia="宋体" w:cs="Times New Roman"/>
@@ -12270,7 +12262,6 @@
       <w:rFonts w:ascii="Times New Roman" w:hAnsi="Times New Roman" w:eastAsia="黑体" w:cs="Times New Roman"/>
       <w:sz w:val="28"/>
       <w:color w:val="000000"/>
-      <w:b/>
     </w:rPr>
   </w:style>
   <w:style w:type="character" w:customStyle="1" w:styleId="KeywordContent">

--- a/chinese-docx-format/assets/chinese-docx-base-template.docx
+++ b/chinese-docx-format/assets/chinese-docx-base-template.docx
@@ -40,7 +40,7 @@
 <w:hdr xmlns:m="http://schemas.openxmlformats.org/officeDocument/2006/math" xmlns:mc="http://schemas.openxmlformats.org/markup-compatibility/2006" xmlns:mo="http://schemas.microsoft.com/office/mac/office/2008/main" xmlns:mv="urn:schemas-microsoft-com:mac:vml" xmlns:o="urn:schemas-microsoft-com:office:office" xmlns:r="http://schemas.openxmlformats.org/officeDocument/2006/relationships" xmlns:v="urn:schemas-microsoft-com:vml" xmlns:w10="urn:schemas-microsoft-com:office:word" xmlns:w14="http://schemas.microsoft.com/office/word/2010/wordml" xmlns:w="http://schemas.openxmlformats.org/wordprocessingml/2006/main" xmlns:wne="http://schemas.microsoft.com/office/word/2006/wordml" xmlns:wp14="http://schemas.microsoft.com/office/word/2010/wordprocessingDrawing" xmlns:wp="http://schemas.openxmlformats.org/drawingml/2006/wordprocessingDrawing" xmlns:wpc="http://schemas.microsoft.com/office/word/2010/wordprocessingCanvas" xmlns:wpg="http://schemas.microsoft.com/office/word/2010/wordprocessingGroup" xmlns:wpi="http://schemas.microsoft.com/office/word/2010/wordprocessingInk" xmlns:wps="http://schemas.microsoft.com/office/word/2010/wordprocessingShape" mc:Ignorable="w14 wp14">
   <w:p>
     <w:pPr>
-      <w:pStyle w:val="Normal"/>
+      <w:pStyle w:val="Header"/>
     </w:pPr>
   </w:p>
 </w:hdr>
@@ -50,7 +50,7 @@
 <w:hdr xmlns:m="http://schemas.openxmlformats.org/officeDocument/2006/math" xmlns:mc="http://schemas.openxmlformats.org/markup-compatibility/2006" xmlns:mo="http://schemas.microsoft.com/office/mac/office/2008/main" xmlns:mv="urn:schemas-microsoft-com:mac:vml" xmlns:o="urn:schemas-microsoft-com:office:office" xmlns:r="http://schemas.openxmlformats.org/officeDocument/2006/relationships" xmlns:v="urn:schemas-microsoft-com:vml" xmlns:w10="urn:schemas-microsoft-com:office:word" xmlns:w14="http://schemas.microsoft.com/office/word/2010/wordml" xmlns:w="http://schemas.openxmlformats.org/wordprocessingml/2006/main" xmlns:wne="http://schemas.microsoft.com/office/word/2006/wordml" xmlns:wp14="http://schemas.microsoft.com/office/word/2010/wordprocessingDrawing" xmlns:wp="http://schemas.openxmlformats.org/drawingml/2006/wordprocessingDrawing" xmlns:wpc="http://schemas.microsoft.com/office/word/2010/wordprocessingCanvas" xmlns:wpg="http://schemas.microsoft.com/office/word/2010/wordprocessingGroup" xmlns:wpi="http://schemas.microsoft.com/office/word/2010/wordprocessingInk" xmlns:wps="http://schemas.microsoft.com/office/word/2010/wordprocessingShape" mc:Ignorable="w14 wp14">
   <w:p>
     <w:pPr>
-      <w:pStyle w:val="Normal"/>
+      <w:pStyle w:val="Header"/>
     </w:pPr>
   </w:p>
 </w:hdr>
@@ -60,7 +60,7 @@
 <w:hdr xmlns:m="http://schemas.openxmlformats.org/officeDocument/2006/math" xmlns:mc="http://schemas.openxmlformats.org/markup-compatibility/2006" xmlns:mo="http://schemas.microsoft.com/office/mac/office/2008/main" xmlns:mv="urn:schemas-microsoft-com:mac:vml" xmlns:o="urn:schemas-microsoft-com:office:office" xmlns:r="http://schemas.openxmlformats.org/officeDocument/2006/relationships" xmlns:v="urn:schemas-microsoft-com:vml" xmlns:w10="urn:schemas-microsoft-com:office:word" xmlns:w14="http://schemas.microsoft.com/office/word/2010/wordml" xmlns:w="http://schemas.openxmlformats.org/wordprocessingml/2006/main" xmlns:wne="http://schemas.microsoft.com/office/word/2006/wordml" xmlns:wp14="http://schemas.microsoft.com/office/word/2010/wordprocessingDrawing" xmlns:wp="http://schemas.openxmlformats.org/drawingml/2006/wordprocessingDrawing" xmlns:wpc="http://schemas.microsoft.com/office/word/2010/wordprocessingCanvas" xmlns:wpg="http://schemas.microsoft.com/office/word/2010/wordprocessingGroup" xmlns:wpi="http://schemas.microsoft.com/office/word/2010/wordprocessingInk" xmlns:wps="http://schemas.microsoft.com/office/word/2010/wordprocessingShape" mc:Ignorable="w14 wp14">
   <w:p>
     <w:pPr>
-      <w:pStyle w:val="Normal"/>
+      <w:pStyle w:val="Header"/>
     </w:pPr>
   </w:p>
 </w:hdr>
@@ -315,19 +315,22 @@
     </w:rPr>
   </w:style>
   <w:style w:type="paragraph" w:styleId="Header">
+    <w:next w:val="Normal"/>
+    <w:basedOn w:val="Normal"/>
     <w:name w:val="header"/>
-    <w:basedOn w:val="Normal"/>
-    <w:link w:val="HeaderChar"/>
     <w:uiPriority w:val="99"/>
     <w:unhideWhenUsed/>
     <w:rsid w:val="00E618BF"/>
     <w:pPr>
-      <w:tabs>
-        <w:tab w:val="center" w:pos="4680"/>
-        <w:tab w:val="right" w:pos="9360"/>
-      </w:tabs>
-      <w:spacing w:after="0" w:line="240" w:lineRule="auto"/>
-    </w:pPr>
+      <w:jc w:val="center"/>
+      <w:spacing w:before="0" w:after="0" w:line="240" w:lineRule="auto"/>
+      <w:ind w:left="0" w:right="0" w:firstLine="0"/>
+    </w:pPr>
+    <w:rPr>
+      <w:rFonts w:ascii="Times New Roman" w:hAnsi="Times New Roman" w:eastAsia="宋体" w:cs="Times New Roman"/>
+      <w:sz w:val="21"/>
+      <w:color w:val="000000"/>
+    </w:rPr>
   </w:style>
   <w:style w:type="character" w:customStyle="1" w:styleId="HeaderChar">
     <w:name w:val="Header Char"/>
@@ -371,7 +374,7 @@
     <w:rsid w:val="00FC693F"/>
     <w:pPr>
       <w:jc w:val="center"/>
-      <w:spacing w:before="0" w:after="480" w:line="360" w:lineRule="auto"/>
+      <w:spacing w:before="0" w:afterLines="100" w:line="360" w:lineRule="auto"/>
       <w:ind w:left="0" w:right="0" w:firstLine="0"/>
       <w:keepNext/>
       <w:keepLines/>
@@ -400,7 +403,7 @@
     <w:rsid w:val="00FC693F"/>
     <w:pPr>
       <w:jc w:val="left"/>
-      <w:spacing w:before="0" w:after="240" w:line="360" w:lineRule="auto"/>
+      <w:spacing w:before="0" w:after="0" w:line="360" w:lineRule="auto"/>
       <w:ind w:left="0" w:right="0" w:firstLine="0"/>
       <w:keepNext/>
       <w:keepLines/>
@@ -428,7 +431,7 @@
     <w:rsid w:val="00FC693F"/>
     <w:pPr>
       <w:jc w:val="left"/>
-      <w:spacing w:before="0" w:after="120" w:line="360" w:lineRule="auto"/>
+      <w:spacing w:before="0" w:after="0" w:line="360" w:lineRule="auto"/>
       <w:ind w:left="0" w:right="0" w:firstLine="0"/>
       <w:keepNext/>
       <w:keepLines/>
@@ -12011,7 +12014,7 @@
     <w:name w:val="Figure Caption"/>
     <w:pPr>
       <w:jc w:val="center"/>
-      <w:spacing w:before="0" w:after="120" w:line="300" w:lineRule="auto"/>
+      <w:spacing w:before="0" w:after="0" w:line="300" w:lineRule="auto"/>
       <w:ind w:left="0" w:right="0" w:firstLine="0"/>
       <w:keepNext/>
       <w:keepLines/>
@@ -12028,7 +12031,7 @@
     <w:name w:val="Table Caption"/>
     <w:pPr>
       <w:jc w:val="center"/>
-      <w:spacing w:before="0" w:after="120" w:line="300" w:lineRule="auto"/>
+      <w:spacing w:before="0" w:after="0" w:line="300" w:lineRule="auto"/>
       <w:ind w:left="0" w:right="0" w:firstLine="0"/>
       <w:keepNext/>
       <w:keepLines/>
@@ -12162,7 +12165,7 @@
     <w:name w:val="TOC 1"/>
     <w:pPr>
       <w:jc w:val="left"/>
-      <w:spacing w:before="0" w:after="0" w:line="360" w:lineRule="auto"/>
+      <w:spacing w:before="0" w:after="0" w:line="300" w:lineRule="auto"/>
       <w:ind w:left="0" w:right="0" w:firstLine="0"/>
     </w:pPr>
     <w:rPr>
@@ -12177,7 +12180,7 @@
     <w:name w:val="TOC 2"/>
     <w:pPr>
       <w:jc w:val="left"/>
-      <w:spacing w:before="0" w:after="0" w:line="360" w:lineRule="auto"/>
+      <w:spacing w:before="0" w:after="0" w:line="300" w:lineRule="auto"/>
       <w:ind w:left="0" w:right="0" w:firstLine="0"/>
     </w:pPr>
     <w:rPr>
@@ -12192,12 +12195,42 @@
     <w:name w:val="TOC 3"/>
     <w:pPr>
       <w:jc w:val="left"/>
-      <w:spacing w:before="0" w:after="0" w:line="360" w:lineRule="auto"/>
+      <w:spacing w:before="0" w:after="0" w:line="300" w:lineRule="auto"/>
       <w:ind w:left="0" w:right="0" w:firstLine="0"/>
     </w:pPr>
     <w:rPr>
       <w:rFonts w:ascii="Times New Roman" w:hAnsi="Times New Roman" w:eastAsia="宋体" w:cs="Times New Roman"/>
       <w:sz w:val="24"/>
+      <w:color w:val="000000"/>
+    </w:rPr>
+  </w:style>
+  <w:style w:type="paragraph" w:customStyle="1" w:styleId="FigureList">
+    <w:next w:val="Normal"/>
+    <w:basedOn w:val="Normal"/>
+    <w:name w:val="Figure List"/>
+    <w:pPr>
+      <w:jc w:val="left"/>
+      <w:spacing w:before="0" w:after="0" w:line="300" w:lineRule="auto"/>
+      <w:ind w:left="0" w:right="0" w:firstLine="0"/>
+    </w:pPr>
+    <w:rPr>
+      <w:rFonts w:ascii="Times New Roman" w:hAnsi="Times New Roman" w:eastAsia="楷体" w:cs="Times New Roman"/>
+      <w:sz w:val="21"/>
+      <w:color w:val="000000"/>
+    </w:rPr>
+  </w:style>
+  <w:style w:type="paragraph" w:customStyle="1" w:styleId="TableList">
+    <w:next w:val="Normal"/>
+    <w:basedOn w:val="Normal"/>
+    <w:name w:val="Table List"/>
+    <w:pPr>
+      <w:jc w:val="left"/>
+      <w:spacing w:before="0" w:after="0" w:line="300" w:lineRule="auto"/>
+      <w:ind w:left="0" w:right="0" w:firstLine="0"/>
+    </w:pPr>
+    <w:rPr>
+      <w:rFonts w:ascii="Times New Roman" w:hAnsi="Times New Roman" w:eastAsia="楷体" w:cs="Times New Roman"/>
+      <w:sz w:val="21"/>
       <w:color w:val="000000"/>
     </w:rPr>
   </w:style>

--- a/chinese-docx-format/assets/chinese-docx-base-template.docx
+++ b/chinese-docx-format/assets/chinese-docx-base-template.docx
@@ -5,8 +5,6 @@
     <w:sectPr>
       <w:footerReference w:type="default" r:id="rId9"/>
       <w:headerReference w:type="default" r:id="rId10"/>
-      <w:headerReference w:type="first" r:id="rId11"/>
-      <w:headerReference w:type="even" r:id="rId12"/>
       <w:pgSz w:w="11906" w:h="16838"/>
       <w:pgMar w:top="1134" w:right="1134" w:bottom="1531" w:left="1134" w:header="454" w:footer="567" w:gutter="0"/>
       <w:cols w:space="720"/>
